--- a/documents/product-backlog.docx
+++ b/documents/product-backlog.docx
@@ -5,12 +5,14 @@
     <w:p>
       <w:pPr>
         <w:rPr>
+          <w:rFonts w:ascii="Arial" w:hAnsi="Arial" w:cs="Arial"/>
           <w:b/>
           <w:bCs/>
         </w:rPr>
       </w:pPr>
       <w:r>
         <w:rPr>
+          <w:rFonts w:ascii="Arial" w:hAnsi="Arial" w:cs="Arial"/>
           <w:b/>
           <w:bCs/>
         </w:rPr>
@@ -23,9 +25,13 @@
           <w:ilvl w:val="0"/>
           <w:numId w:val="1"/>
         </w:numPr>
-      </w:pPr>
-      <w:r>
-        <w:rPr>
+        <w:rPr>
+          <w:rFonts w:ascii="Arial" w:hAnsi="Arial" w:cs="Arial"/>
+        </w:rPr>
+      </w:pPr>
+      <w:r>
+        <w:rPr>
+          <w:rFonts w:ascii="Arial" w:hAnsi="Arial" w:cs="Arial"/>
           <w:b/>
           <w:bCs/>
         </w:rPr>
@@ -38,8 +44,14 @@
           <w:ilvl w:val="1"/>
           <w:numId w:val="1"/>
         </w:numPr>
-      </w:pPr>
-      <w:r>
+        <w:rPr>
+          <w:rFonts w:ascii="Arial" w:hAnsi="Arial" w:cs="Arial"/>
+        </w:rPr>
+      </w:pPr>
+      <w:r>
+        <w:rPr>
+          <w:rFonts w:ascii="Arial" w:hAnsi="Arial" w:cs="Arial"/>
+        </w:rPr>
         <w:t>As a user, I want to register with my email and password so that I can create an account.</w:t>
       </w:r>
     </w:p>
@@ -49,20 +61,28 @@
           <w:ilvl w:val="1"/>
           <w:numId w:val="1"/>
         </w:numPr>
-      </w:pPr>
-      <w:r>
+        <w:rPr>
+          <w:rFonts w:ascii="Arial" w:hAnsi="Arial" w:cs="Arial"/>
+        </w:rPr>
+      </w:pPr>
+      <w:r>
+        <w:rPr>
+          <w:rFonts w:ascii="Arial" w:hAnsi="Arial" w:cs="Arial"/>
+        </w:rPr>
         <w:t>As a user, I want to log in to my account so that I can access my personalized flashcards.</w:t>
       </w:r>
     </w:p>
     <w:p>
       <w:pPr>
         <w:rPr>
+          <w:rFonts w:ascii="Arial" w:hAnsi="Arial" w:cs="Arial"/>
           <w:b/>
           <w:bCs/>
         </w:rPr>
       </w:pPr>
       <w:r>
         <w:rPr>
+          <w:rFonts w:ascii="Arial" w:hAnsi="Arial" w:cs="Arial"/>
           <w:b/>
           <w:bCs/>
         </w:rPr>
@@ -75,9 +95,13 @@
           <w:ilvl w:val="0"/>
           <w:numId w:val="2"/>
         </w:numPr>
-      </w:pPr>
-      <w:r>
-        <w:rPr>
+        <w:rPr>
+          <w:rFonts w:ascii="Arial" w:hAnsi="Arial" w:cs="Arial"/>
+        </w:rPr>
+      </w:pPr>
+      <w:r>
+        <w:rPr>
+          <w:rFonts w:ascii="Arial" w:hAnsi="Arial" w:cs="Arial"/>
           <w:b/>
           <w:bCs/>
         </w:rPr>
@@ -90,8 +114,14 @@
           <w:ilvl w:val="1"/>
           <w:numId w:val="2"/>
         </w:numPr>
-      </w:pPr>
-      <w:r>
+        <w:rPr>
+          <w:rFonts w:ascii="Arial" w:hAnsi="Arial" w:cs="Arial"/>
+        </w:rPr>
+      </w:pPr>
+      <w:r>
+        <w:rPr>
+          <w:rFonts w:ascii="Arial" w:hAnsi="Arial" w:cs="Arial"/>
+        </w:rPr>
         <w:t>As a student, I want to create flashcards with a term and definition so that I can study effectively.</w:t>
       </w:r>
     </w:p>
@@ -101,9 +131,13 @@
           <w:ilvl w:val="0"/>
           <w:numId w:val="2"/>
         </w:numPr>
-      </w:pPr>
-      <w:r>
-        <w:rPr>
+        <w:rPr>
+          <w:rFonts w:ascii="Arial" w:hAnsi="Arial" w:cs="Arial"/>
+        </w:rPr>
+      </w:pPr>
+      <w:r>
+        <w:rPr>
+          <w:rFonts w:ascii="Arial" w:hAnsi="Arial" w:cs="Arial"/>
           <w:b/>
           <w:bCs/>
         </w:rPr>
@@ -116,8 +150,14 @@
           <w:ilvl w:val="1"/>
           <w:numId w:val="2"/>
         </w:numPr>
-      </w:pPr>
-      <w:r>
+        <w:rPr>
+          <w:rFonts w:ascii="Arial" w:hAnsi="Arial" w:cs="Arial"/>
+        </w:rPr>
+      </w:pPr>
+      <w:r>
+        <w:rPr>
+          <w:rFonts w:ascii="Arial" w:hAnsi="Arial" w:cs="Arial"/>
+        </w:rPr>
         <w:t>As a student, I want to edit my flashcards so that I can update incorrect or outdated information.</w:t>
       </w:r>
     </w:p>
@@ -127,9 +167,13 @@
           <w:ilvl w:val="0"/>
           <w:numId w:val="2"/>
         </w:numPr>
-      </w:pPr>
-      <w:r>
-        <w:rPr>
+        <w:rPr>
+          <w:rFonts w:ascii="Arial" w:hAnsi="Arial" w:cs="Arial"/>
+        </w:rPr>
+      </w:pPr>
+      <w:r>
+        <w:rPr>
+          <w:rFonts w:ascii="Arial" w:hAnsi="Arial" w:cs="Arial"/>
           <w:b/>
           <w:bCs/>
         </w:rPr>
@@ -142,21 +186,35 @@
           <w:ilvl w:val="1"/>
           <w:numId w:val="2"/>
         </w:numPr>
-      </w:pPr>
-      <w:r>
+        <w:rPr>
+          <w:rFonts w:ascii="Arial" w:hAnsi="Arial" w:cs="Arial"/>
+        </w:rPr>
+      </w:pPr>
+      <w:r>
+        <w:rPr>
+          <w:rFonts w:ascii="Arial" w:hAnsi="Arial" w:cs="Arial"/>
+        </w:rPr>
         <w:t>As a student, I want to delete flashcards that I no longer need so that my collection remains organized.</w:t>
       </w:r>
     </w:p>
-    <w:p/>
-    <w:p>
-      <w:pPr>
-        <w:rPr>
+    <w:p>
+      <w:pPr>
+        <w:rPr>
+          <w:rFonts w:ascii="Arial" w:hAnsi="Arial" w:cs="Arial"/>
+        </w:rPr>
+      </w:pPr>
+    </w:p>
+    <w:p>
+      <w:pPr>
+        <w:rPr>
+          <w:rFonts w:ascii="Arial" w:hAnsi="Arial" w:cs="Arial"/>
           <w:b/>
           <w:bCs/>
         </w:rPr>
       </w:pPr>
       <w:r>
         <w:rPr>
+          <w:rFonts w:ascii="Arial" w:hAnsi="Arial" w:cs="Arial"/>
           <w:b/>
           <w:bCs/>
         </w:rPr>
@@ -169,9 +227,13 @@
           <w:ilvl w:val="0"/>
           <w:numId w:val="3"/>
         </w:numPr>
-      </w:pPr>
-      <w:r>
-        <w:rPr>
+        <w:rPr>
+          <w:rFonts w:ascii="Arial" w:hAnsi="Arial" w:cs="Arial"/>
+        </w:rPr>
+      </w:pPr>
+      <w:r>
+        <w:rPr>
+          <w:rFonts w:ascii="Arial" w:hAnsi="Arial" w:cs="Arial"/>
           <w:b/>
           <w:bCs/>
         </w:rPr>
@@ -184,8 +246,14 @@
           <w:ilvl w:val="1"/>
           <w:numId w:val="3"/>
         </w:numPr>
-      </w:pPr>
-      <w:r>
+        <w:rPr>
+          <w:rFonts w:ascii="Arial" w:hAnsi="Arial" w:cs="Arial"/>
+        </w:rPr>
+      </w:pPr>
+      <w:r>
+        <w:rPr>
+          <w:rFonts w:ascii="Arial" w:hAnsi="Arial" w:cs="Arial"/>
+        </w:rPr>
         <w:t>As a student, I want to group my flashcards into sets based on subjects or topics so that I can study them more easily.</w:t>
       </w:r>
     </w:p>
@@ -195,9 +263,13 @@
           <w:ilvl w:val="0"/>
           <w:numId w:val="3"/>
         </w:numPr>
-      </w:pPr>
-      <w:r>
-        <w:rPr>
+        <w:rPr>
+          <w:rFonts w:ascii="Arial" w:hAnsi="Arial" w:cs="Arial"/>
+        </w:rPr>
+      </w:pPr>
+      <w:r>
+        <w:rPr>
+          <w:rFonts w:ascii="Arial" w:hAnsi="Arial" w:cs="Arial"/>
           <w:b/>
           <w:bCs/>
         </w:rPr>
@@ -210,8 +282,14 @@
           <w:ilvl w:val="1"/>
           <w:numId w:val="3"/>
         </w:numPr>
-      </w:pPr>
-      <w:r>
+        <w:rPr>
+          <w:rFonts w:ascii="Arial" w:hAnsi="Arial" w:cs="Arial"/>
+        </w:rPr>
+      </w:pPr>
+      <w:r>
+        <w:rPr>
+          <w:rFonts w:ascii="Arial" w:hAnsi="Arial" w:cs="Arial"/>
+        </w:rPr>
         <w:t>As a student, I want to view a list of my flashcard sets so that I can select one to review or edit.</w:t>
       </w:r>
     </w:p>
@@ -222,12 +300,14 @@
           <w:numId w:val="3"/>
         </w:numPr>
         <w:rPr>
+          <w:rFonts w:ascii="Arial" w:hAnsi="Arial" w:cs="Arial"/>
           <w:b/>
           <w:bCs/>
         </w:rPr>
       </w:pPr>
       <w:r>
         <w:rPr>
+          <w:rFonts w:ascii="Arial" w:hAnsi="Arial" w:cs="Arial"/>
           <w:b/>
           <w:bCs/>
         </w:rPr>
@@ -240,8 +320,14 @@
           <w:ilvl w:val="1"/>
           <w:numId w:val="3"/>
         </w:numPr>
-      </w:pPr>
-      <w:r>
+        <w:rPr>
+          <w:rFonts w:ascii="Arial" w:hAnsi="Arial" w:cs="Arial"/>
+        </w:rPr>
+      </w:pPr>
+      <w:r>
+        <w:rPr>
+          <w:rFonts w:ascii="Arial" w:hAnsi="Arial" w:cs="Arial"/>
+        </w:rPr>
         <w:t>As a student, I want to edit my flashcard sets so that I can update incorrect or outdated information</w:t>
       </w:r>
     </w:p>
@@ -251,20 +337,60 @@
           <w:ilvl w:val="0"/>
           <w:numId w:val="3"/>
         </w:numPr>
-      </w:pPr>
-      <w:r>
-        <w:rPr>
+        <w:rPr>
+          <w:rFonts w:ascii="Arial" w:hAnsi="Arial" w:cs="Arial"/>
+        </w:rPr>
+      </w:pPr>
+      <w:r>
+        <w:rPr>
+          <w:rFonts w:ascii="Arial" w:hAnsi="Arial" w:cs="Arial"/>
           <w:b/>
           <w:bCs/>
         </w:rPr>
-        <w:t>Delete Flashcard</w:t>
-      </w:r>
-      <w:r>
-        <w:rPr>
+        <w:t>Delete Flashcard Sets</w:t>
+      </w:r>
+    </w:p>
+    <w:p>
+      <w:pPr>
+        <w:numPr>
+          <w:ilvl w:val="1"/>
+          <w:numId w:val="3"/>
+        </w:numPr>
+        <w:rPr>
+          <w:rFonts w:ascii="Arial" w:hAnsi="Arial" w:cs="Arial"/>
+        </w:rPr>
+      </w:pPr>
+      <w:r>
+        <w:rPr>
+          <w:rFonts w:ascii="Arial" w:hAnsi="Arial" w:cs="Arial"/>
+        </w:rPr>
+        <w:t>As a student, I want to delete flashcard sets that I no longer need so that my collection remains organized.</w:t>
+      </w:r>
+    </w:p>
+    <w:p>
+      <w:pPr>
+        <w:rPr>
+          <w:rFonts w:ascii="Arial" w:hAnsi="Arial" w:cs="Arial"/>
+        </w:rPr>
+      </w:pPr>
+    </w:p>
+    <w:p>
+      <w:pPr>
+        <w:numPr>
+          <w:ilvl w:val="0"/>
+          <w:numId w:val="3"/>
+        </w:numPr>
+        <w:rPr>
+          <w:rFonts w:ascii="Arial" w:hAnsi="Arial" w:cs="Arial"/>
+        </w:rPr>
+      </w:pPr>
+      <w:r>
+        <w:rPr>
+          <w:rFonts w:ascii="Arial" w:hAnsi="Arial" w:cs="Arial"/>
           <w:b/>
           <w:bCs/>
         </w:rPr>
-        <w:t xml:space="preserve"> Sets</w:t>
+        <w:t>Share Flashcard Sets</w:t>
       </w:r>
     </w:p>
     <w:p>
@@ -273,59 +399,75 @@
           <w:ilvl w:val="1"/>
           <w:numId w:val="3"/>
         </w:numPr>
-      </w:pPr>
-      <w:r>
-        <w:t>As a student, I want to delete flashcard</w:t>
-      </w:r>
-      <w:r>
-        <w:t xml:space="preserve"> sets</w:t>
-      </w:r>
-      <w:r>
-        <w:t xml:space="preserve"> that I no longer need so that my collection remains organized.</w:t>
-      </w:r>
-    </w:p>
-    <w:p/>
-    <w:p>
-      <w:pPr>
-        <w:numPr>
-          <w:ilvl w:val="0"/>
-          <w:numId w:val="3"/>
-        </w:numPr>
-      </w:pPr>
-      <w:r>
-        <w:rPr>
+        <w:rPr>
+          <w:rFonts w:ascii="Arial" w:hAnsi="Arial" w:cs="Arial"/>
+        </w:rPr>
+      </w:pPr>
+      <w:r>
+        <w:rPr>
+          <w:rFonts w:ascii="Arial" w:hAnsi="Arial" w:cs="Arial"/>
+        </w:rPr>
+        <w:t>As a student, I want to share my flashcard sets with other students so that we can collaborate on studying.</w:t>
+      </w:r>
+    </w:p>
+    <w:p>
+      <w:pPr>
+        <w:rPr>
+          <w:rFonts w:ascii="Arial" w:hAnsi="Arial" w:cs="Arial"/>
+        </w:rPr>
+      </w:pPr>
+    </w:p>
+    <w:p>
+      <w:pPr>
+        <w:rPr>
+          <w:rFonts w:ascii="Arial" w:hAnsi="Arial" w:cs="Arial"/>
           <w:b/>
           <w:bCs/>
         </w:rPr>
-        <w:t>Share Flashcard Sets</w:t>
-      </w:r>
-    </w:p>
-    <w:p>
-      <w:pPr>
-        <w:numPr>
-          <w:ilvl w:val="1"/>
-          <w:numId w:val="3"/>
-        </w:numPr>
-      </w:pPr>
-      <w:r>
-        <w:lastRenderedPageBreak/>
-        <w:t>As a student, I want to share my flashcard sets with other students so that we can collaborate on studying.</w:t>
-      </w:r>
-    </w:p>
-    <w:p/>
-    <w:p>
-      <w:pPr>
-        <w:rPr>
+      </w:pPr>
+      <w:r>
+        <w:rPr>
+          <w:rFonts w:ascii="Arial" w:hAnsi="Arial" w:cs="Arial"/>
           <w:b/>
           <w:bCs/>
         </w:rPr>
-      </w:pPr>
-      <w:r>
-        <w:rPr>
+        <w:t>Epic 4: Teacher Features</w:t>
+      </w:r>
+    </w:p>
+    <w:p>
+      <w:pPr>
+        <w:numPr>
+          <w:ilvl w:val="0"/>
+          <w:numId w:val="4"/>
+        </w:numPr>
+        <w:rPr>
+          <w:rFonts w:ascii="Arial" w:hAnsi="Arial" w:cs="Arial"/>
+        </w:rPr>
+      </w:pPr>
+      <w:r>
+        <w:rPr>
+          <w:rFonts w:ascii="Arial" w:hAnsi="Arial" w:cs="Arial"/>
           <w:b/>
           <w:bCs/>
         </w:rPr>
-        <w:t>Epic 4: Teacher Features</w:t>
+        <w:t>Upload Flashcard Sets</w:t>
+      </w:r>
+    </w:p>
+    <w:p>
+      <w:pPr>
+        <w:numPr>
+          <w:ilvl w:val="1"/>
+          <w:numId w:val="5"/>
+        </w:numPr>
+        <w:rPr>
+          <w:rFonts w:ascii="Arial" w:hAnsi="Arial" w:cs="Arial"/>
+        </w:rPr>
+      </w:pPr>
+      <w:r>
+        <w:rPr>
+          <w:rFonts w:ascii="Arial" w:hAnsi="Arial" w:cs="Arial"/>
+        </w:rPr>
+        <w:t>As a teacher, I want to upload sets of flashcards so that I can provide study materials for my students easily.</w:t>
       </w:r>
     </w:p>
     <w:p>
@@ -334,13 +476,19 @@
           <w:ilvl w:val="0"/>
           <w:numId w:val="4"/>
         </w:numPr>
-      </w:pPr>
-      <w:r>
-        <w:rPr>
+        <w:rPr>
+          <w:rFonts w:ascii="Arial" w:hAnsi="Arial" w:cs="Arial"/>
           <w:b/>
           <w:bCs/>
         </w:rPr>
-        <w:t>Upload Flashcard Sets</w:t>
+      </w:pPr>
+      <w:r>
+        <w:rPr>
+          <w:rFonts w:ascii="Arial" w:hAnsi="Arial" w:cs="Arial"/>
+          <w:b/>
+          <w:bCs/>
+        </w:rPr>
+        <w:t>Create classrooms (group of students)</w:t>
       </w:r>
     </w:p>
     <w:p>
@@ -349,9 +497,15 @@
           <w:ilvl w:val="1"/>
           <w:numId w:val="5"/>
         </w:numPr>
-      </w:pPr>
-      <w:r>
-        <w:t>As a teacher, I want to upload sets of flashcards so that I can provide study materials for my students easily.</w:t>
+        <w:rPr>
+          <w:rFonts w:ascii="Arial" w:hAnsi="Arial" w:cs="Arial"/>
+        </w:rPr>
+      </w:pPr>
+      <w:r>
+        <w:rPr>
+          <w:rFonts w:ascii="Arial" w:hAnsi="Arial" w:cs="Arial"/>
+        </w:rPr>
+        <w:t>As a teacher, I want to create classrooms (groups of students) so that I can assign flashcard sets to entire classrooms at once, without manually adding each student.</w:t>
       </w:r>
     </w:p>
     <w:p>
@@ -361,42 +515,54 @@
           <w:numId w:val="4"/>
         </w:numPr>
         <w:rPr>
+          <w:rFonts w:ascii="Arial" w:hAnsi="Arial" w:cs="Arial"/>
+        </w:rPr>
+      </w:pPr>
+      <w:r>
+        <w:rPr>
+          <w:rFonts w:ascii="Arial" w:hAnsi="Arial" w:cs="Arial"/>
           <w:b/>
           <w:bCs/>
         </w:rPr>
-      </w:pPr>
-      <w:r>
-        <w:rPr>
+        <w:t>Assign Flashcard Sets</w:t>
+      </w:r>
+    </w:p>
+    <w:p>
+      <w:pPr>
+        <w:numPr>
+          <w:ilvl w:val="1"/>
+          <w:numId w:val="4"/>
+        </w:numPr>
+        <w:rPr>
+          <w:rFonts w:ascii="Arial" w:hAnsi="Arial" w:cs="Arial"/>
+        </w:rPr>
+      </w:pPr>
+      <w:r>
+        <w:rPr>
+          <w:rFonts w:ascii="Arial" w:hAnsi="Arial" w:cs="Arial"/>
+        </w:rPr>
+        <w:t>As a teacher, I want to assign specific flashcard sets to classes so that my students can easily find relevant study materials.</w:t>
+      </w:r>
+    </w:p>
+    <w:p>
+      <w:pPr>
+        <w:numPr>
+          <w:ilvl w:val="0"/>
+          <w:numId w:val="4"/>
+        </w:numPr>
+        <w:rPr>
+          <w:rFonts w:ascii="Arial" w:hAnsi="Arial" w:cs="Arial"/>
           <w:b/>
           <w:bCs/>
         </w:rPr>
-        <w:t>Create classrooms (group of students)</w:t>
-      </w:r>
-    </w:p>
-    <w:p>
-      <w:pPr>
-        <w:numPr>
-          <w:ilvl w:val="1"/>
-          <w:numId w:val="5"/>
-        </w:numPr>
-      </w:pPr>
-      <w:r>
-        <w:t>As a teacher, I want to create classrooms (groups of students) so that I can assign flashcard sets to entire classrooms at once, without manually adding each student.</w:t>
-      </w:r>
-    </w:p>
-    <w:p>
-      <w:pPr>
-        <w:numPr>
-          <w:ilvl w:val="0"/>
-          <w:numId w:val="4"/>
-        </w:numPr>
-      </w:pPr>
-      <w:r>
-        <w:rPr>
+      </w:pPr>
+      <w:r>
+        <w:rPr>
+          <w:rFonts w:ascii="Arial" w:hAnsi="Arial" w:cs="Arial"/>
           <w:b/>
           <w:bCs/>
         </w:rPr>
-        <w:t>Assign Flashcard Sets</w:t>
+        <w:t>Track Classroom Progress:</w:t>
       </w:r>
     </w:p>
     <w:p>
@@ -405,28 +571,87 @@
           <w:ilvl w:val="1"/>
           <w:numId w:val="4"/>
         </w:numPr>
-      </w:pPr>
-      <w:r>
-        <w:t>As a teacher, I want to assign specific flashcard sets to classes so that my students can easily find relevant study materials.</w:t>
-      </w:r>
-    </w:p>
-    <w:p>
-      <w:pPr>
+        <w:rPr>
+          <w:rFonts w:ascii="Arial" w:hAnsi="Arial" w:cs="Arial"/>
+        </w:rPr>
+      </w:pPr>
+      <w:r>
+        <w:rPr>
+          <w:rFonts w:ascii="Arial" w:hAnsi="Arial" w:cs="Arial"/>
+        </w:rPr>
+        <w:t>As a teacher, I want to track the progress of each classroom to understand how effectively the students are engaging with flashcards.</w:t>
+      </w:r>
+    </w:p>
+    <w:p>
+      <w:pPr>
+        <w:rPr>
+          <w:rFonts w:ascii="Arial" w:hAnsi="Arial" w:cs="Arial"/>
+        </w:rPr>
+      </w:pPr>
+      <w:r>
+        <w:rPr>
+          <w:rFonts w:ascii="Arial" w:hAnsi="Arial" w:cs="Arial"/>
+        </w:rPr>
+        <w:t>Epic 5: Student Features</w:t>
+      </w:r>
+    </w:p>
+    <w:p>
+      <w:pPr>
+        <w:pStyle w:val="ListParagraph"/>
         <w:numPr>
           <w:ilvl w:val="0"/>
-          <w:numId w:val="4"/>
-        </w:numPr>
-        <w:rPr>
+          <w:numId w:val="13"/>
+        </w:numPr>
+        <w:rPr>
+          <w:rFonts w:ascii="Arial" w:hAnsi="Arial" w:cs="Arial"/>
+        </w:rPr>
+      </w:pPr>
+      <w:r>
+        <w:rPr>
+          <w:rFonts w:ascii="Arial" w:hAnsi="Arial" w:cs="Arial"/>
           <w:b/>
           <w:bCs/>
         </w:rPr>
-      </w:pPr>
-      <w:r>
-        <w:rPr>
+        <w:t>View List of Classrooms</w:t>
+      </w:r>
+    </w:p>
+    <w:p>
+      <w:pPr>
+        <w:numPr>
+          <w:ilvl w:val="1"/>
+          <w:numId w:val="4"/>
+        </w:numPr>
+        <w:rPr>
+          <w:rFonts w:ascii="Arial" w:hAnsi="Arial" w:cs="Arial"/>
+        </w:rPr>
+      </w:pPr>
+      <w:r>
+        <w:rPr>
+          <w:rFonts w:ascii="Arial" w:hAnsi="Arial" w:cs="Arial"/>
+        </w:rPr>
+        <w:t>As a student, I want to view the list of all the classrooms I am part of so that I can easily keep track of and navigate among my classes.</w:t>
+      </w:r>
+    </w:p>
+    <w:p>
+      <w:pPr>
+        <w:pStyle w:val="ListParagraph"/>
+        <w:numPr>
+          <w:ilvl w:val="0"/>
+          <w:numId w:val="13"/>
+        </w:numPr>
+        <w:rPr>
+          <w:rFonts w:ascii="Arial" w:hAnsi="Arial" w:cs="Arial"/>
           <w:b/>
           <w:bCs/>
         </w:rPr>
-        <w:t>Track Classroom Progress:</w:t>
+      </w:pPr>
+      <w:r>
+        <w:rPr>
+          <w:rFonts w:ascii="Arial" w:hAnsi="Arial" w:cs="Arial"/>
+          <w:b/>
+          <w:bCs/>
+        </w:rPr>
+        <w:t>View Class Details and Flashcard Sets</w:t>
       </w:r>
     </w:p>
     <w:p>
@@ -435,31 +660,133 @@
           <w:ilvl w:val="1"/>
           <w:numId w:val="4"/>
         </w:numPr>
-      </w:pPr>
-      <w:r>
-        <w:t xml:space="preserve">As a teacher, I want to track the progress of each classroom to understand how effectively the students are engaging with </w:t>
-      </w:r>
-      <w:r>
-        <w:t>flashcards</w:t>
-      </w:r>
-      <w:r>
-        <w:t>.</w:t>
-      </w:r>
-    </w:p>
-    <w:p/>
-    <w:p>
-      <w:pPr>
-        <w:rPr>
+        <w:rPr>
+          <w:rFonts w:ascii="Arial" w:hAnsi="Arial" w:cs="Arial"/>
+        </w:rPr>
+      </w:pPr>
+      <w:r>
+        <w:rPr>
+          <w:rFonts w:ascii="Arial" w:hAnsi="Arial" w:cs="Arial"/>
+        </w:rPr>
+        <w:t>As a student, I want to see the detailed information of a class with all assigned flashcard sets included so that I can easily manage my resources in this class.</w:t>
+      </w:r>
+    </w:p>
+    <w:p>
+      <w:pPr>
+        <w:pStyle w:val="ListParagraph"/>
+        <w:numPr>
+          <w:ilvl w:val="0"/>
+          <w:numId w:val="13"/>
+        </w:numPr>
+        <w:rPr>
+          <w:rFonts w:ascii="Arial" w:hAnsi="Arial" w:cs="Arial"/>
           <w:b/>
           <w:bCs/>
         </w:rPr>
       </w:pPr>
       <w:r>
         <w:rPr>
+          <w:rFonts w:ascii="Arial" w:hAnsi="Arial" w:cs="Arial"/>
           <w:b/>
           <w:bCs/>
         </w:rPr>
-        <w:t>Epic 5: Study and Review</w:t>
+        <w:t>Study Assigned Flashcard Sets</w:t>
+      </w:r>
+    </w:p>
+    <w:p>
+      <w:pPr>
+        <w:numPr>
+          <w:ilvl w:val="1"/>
+          <w:numId w:val="4"/>
+        </w:numPr>
+        <w:rPr>
+          <w:rFonts w:ascii="Arial" w:hAnsi="Arial" w:cs="Arial"/>
+        </w:rPr>
+      </w:pPr>
+      <w:r>
+        <w:rPr>
+          <w:rFonts w:ascii="Arial" w:hAnsi="Arial" w:cs="Arial"/>
+        </w:rPr>
+        <w:t>As a student, I want to access and study flashcard sets assigned by my teacher so that I can prepare for my lessons efficiently.</w:t>
+      </w:r>
+    </w:p>
+    <w:p>
+      <w:pPr>
+        <w:pStyle w:val="ListParagraph"/>
+        <w:numPr>
+          <w:ilvl w:val="0"/>
+          <w:numId w:val="13"/>
+        </w:numPr>
+        <w:rPr>
+          <w:rFonts w:ascii="Arial" w:hAnsi="Arial" w:cs="Arial"/>
+          <w:b/>
+          <w:bCs/>
+        </w:rPr>
+      </w:pPr>
+      <w:r>
+        <w:rPr>
+          <w:rFonts w:ascii="Arial" w:hAnsi="Arial" w:cs="Arial"/>
+          <w:b/>
+          <w:bCs/>
+        </w:rPr>
+        <w:t>Track Personal Progress</w:t>
+      </w:r>
+    </w:p>
+    <w:p>
+      <w:pPr>
+        <w:numPr>
+          <w:ilvl w:val="1"/>
+          <w:numId w:val="4"/>
+        </w:numPr>
+        <w:rPr>
+          <w:rFonts w:ascii="Arial" w:hAnsi="Arial" w:cs="Arial"/>
+        </w:rPr>
+      </w:pPr>
+      <w:r>
+        <w:rPr>
+          <w:rFonts w:ascii="Arial" w:hAnsi="Arial" w:cs="Arial"/>
+        </w:rPr>
+        <w:t>As a student, I want to track my progress on each flashcard set so that I can understand what topics I have mastered and which ones I need to review.</w:t>
+      </w:r>
+    </w:p>
+    <w:p>
+      <w:pPr>
+        <w:rPr>
+          <w:rFonts w:ascii="Arial" w:hAnsi="Arial" w:cs="Arial"/>
+        </w:rPr>
+      </w:pPr>
+    </w:p>
+    <w:p>
+      <w:pPr>
+        <w:rPr>
+          <w:rFonts w:ascii="Arial" w:hAnsi="Arial" w:cs="Arial"/>
+          <w:b/>
+          <w:bCs/>
+        </w:rPr>
+      </w:pPr>
+      <w:r>
+        <w:rPr>
+          <w:rFonts w:ascii="Arial" w:hAnsi="Arial" w:cs="Arial"/>
+          <w:b/>
+          <w:bCs/>
+        </w:rPr>
+        <w:t xml:space="preserve">Epic </w:t>
+      </w:r>
+      <w:r>
+        <w:rPr>
+          <w:rFonts w:ascii="Arial" w:hAnsi="Arial" w:cs="Arial"/>
+          <w:b/>
+          <w:bCs/>
+        </w:rPr>
+        <w:t>6</w:t>
+      </w:r>
+      <w:r>
+        <w:rPr>
+          <w:rFonts w:ascii="Arial" w:hAnsi="Arial" w:cs="Arial"/>
+          <w:b/>
+          <w:bCs/>
+        </w:rPr>
+        <w:t>: Study and Review</w:t>
       </w:r>
     </w:p>
     <w:p>
@@ -468,9 +795,13 @@
           <w:ilvl w:val="0"/>
           <w:numId w:val="10"/>
         </w:numPr>
-      </w:pPr>
-      <w:r>
-        <w:rPr>
+        <w:rPr>
+          <w:rFonts w:ascii="Arial" w:hAnsi="Arial" w:cs="Arial"/>
+        </w:rPr>
+      </w:pPr>
+      <w:r>
+        <w:rPr>
+          <w:rFonts w:ascii="Arial" w:hAnsi="Arial" w:cs="Arial"/>
           <w:b/>
           <w:bCs/>
         </w:rPr>
@@ -483,8 +814,14 @@
           <w:ilvl w:val="1"/>
           <w:numId w:val="10"/>
         </w:numPr>
-      </w:pPr>
-      <w:r>
+        <w:rPr>
+          <w:rFonts w:ascii="Arial" w:hAnsi="Arial" w:cs="Arial"/>
+        </w:rPr>
+      </w:pPr>
+      <w:r>
+        <w:rPr>
+          <w:rFonts w:ascii="Arial" w:hAnsi="Arial" w:cs="Arial"/>
+        </w:rPr>
         <w:t>As a student, I want to review my flashcards by flipping through them so that I can memorize the information.</w:t>
       </w:r>
     </w:p>
@@ -494,8 +831,15 @@
           <w:ilvl w:val="1"/>
           <w:numId w:val="10"/>
         </w:numPr>
-      </w:pPr>
-      <w:r>
+        <w:rPr>
+          <w:rFonts w:ascii="Arial" w:hAnsi="Arial" w:cs="Arial"/>
+        </w:rPr>
+      </w:pPr>
+      <w:r>
+        <w:rPr>
+          <w:rFonts w:ascii="Arial" w:hAnsi="Arial" w:cs="Arial"/>
+        </w:rPr>
+        <w:lastRenderedPageBreak/>
         <w:t>As a student, I want to shuffle my flashcards during a review session so that I can avoid memorizing the order.</w:t>
       </w:r>
     </w:p>
@@ -505,8 +849,14 @@
           <w:ilvl w:val="1"/>
           <w:numId w:val="10"/>
         </w:numPr>
-      </w:pPr>
-      <w:r>
+        <w:rPr>
+          <w:rFonts w:ascii="Arial" w:hAnsi="Arial" w:cs="Arial"/>
+        </w:rPr>
+      </w:pPr>
+      <w:r>
+        <w:rPr>
+          <w:rFonts w:ascii="Arial" w:hAnsi="Arial" w:cs="Arial"/>
+        </w:rPr>
         <w:t>As a student, I want a system to classify flashcards as "easy" or "difficult" and manage repetition using an algorithm (e.g., spaced repetition) so that I can focus more on difficult flashcards and review effectively.</w:t>
       </w:r>
     </w:p>
@@ -516,9 +866,13 @@
           <w:ilvl w:val="0"/>
           <w:numId w:val="10"/>
         </w:numPr>
-      </w:pPr>
-      <w:r>
-        <w:rPr>
+        <w:rPr>
+          <w:rFonts w:ascii="Arial" w:hAnsi="Arial" w:cs="Arial"/>
+        </w:rPr>
+      </w:pPr>
+      <w:r>
+        <w:rPr>
+          <w:rFonts w:ascii="Arial" w:hAnsi="Arial" w:cs="Arial"/>
           <w:b/>
           <w:bCs/>
         </w:rPr>
@@ -531,8 +885,14 @@
           <w:ilvl w:val="1"/>
           <w:numId w:val="10"/>
         </w:numPr>
-      </w:pPr>
-      <w:r>
+        <w:rPr>
+          <w:rFonts w:ascii="Arial" w:hAnsi="Arial" w:cs="Arial"/>
+        </w:rPr>
+      </w:pPr>
+      <w:r>
+        <w:rPr>
+          <w:rFonts w:ascii="Arial" w:hAnsi="Arial" w:cs="Arial"/>
+        </w:rPr>
         <w:t>As a student, I want to test myself using quizzes generated from my flashcards so that I can assess my knowledge.</w:t>
       </w:r>
     </w:p>
@@ -542,9 +902,13 @@
           <w:ilvl w:val="0"/>
           <w:numId w:val="10"/>
         </w:numPr>
-      </w:pPr>
-      <w:r>
-        <w:rPr>
+        <w:rPr>
+          <w:rFonts w:ascii="Arial" w:hAnsi="Arial" w:cs="Arial"/>
+        </w:rPr>
+      </w:pPr>
+      <w:r>
+        <w:rPr>
+          <w:rFonts w:ascii="Arial" w:hAnsi="Arial" w:cs="Arial"/>
           <w:b/>
           <w:bCs/>
         </w:rPr>
@@ -557,24 +921,56 @@
           <w:ilvl w:val="1"/>
           <w:numId w:val="10"/>
         </w:numPr>
-      </w:pPr>
-      <w:r>
+        <w:rPr>
+          <w:rFonts w:ascii="Arial" w:hAnsi="Arial" w:cs="Arial"/>
+        </w:rPr>
+      </w:pPr>
+      <w:r>
+        <w:rPr>
+          <w:rFonts w:ascii="Arial" w:hAnsi="Arial" w:cs="Arial"/>
+        </w:rPr>
         <w:t>As a student, I want to shuffle flashcards during review so that I can avoid memorizing the order.</w:t>
       </w:r>
     </w:p>
     <w:p>
       <w:pPr>
-        <w:rPr>
+        <w:ind w:left="1440"/>
+        <w:rPr>
+          <w:rFonts w:ascii="Arial" w:hAnsi="Arial" w:cs="Arial"/>
+        </w:rPr>
+      </w:pPr>
+    </w:p>
+    <w:p>
+      <w:pPr>
+        <w:rPr>
+          <w:rFonts w:ascii="Arial" w:hAnsi="Arial" w:cs="Arial"/>
           <w:b/>
           <w:bCs/>
         </w:rPr>
       </w:pPr>
       <w:r>
         <w:rPr>
+          <w:rFonts w:ascii="Arial" w:hAnsi="Arial" w:cs="Arial"/>
           <w:b/>
           <w:bCs/>
         </w:rPr>
-        <w:t>Epic 6: Progress Tracking and Statistics</w:t>
+        <w:t xml:space="preserve">Epic </w:t>
+      </w:r>
+      <w:r>
+        <w:rPr>
+          <w:rFonts w:ascii="Arial" w:hAnsi="Arial" w:cs="Arial"/>
+          <w:b/>
+          <w:bCs/>
+        </w:rPr>
+        <w:t>7</w:t>
+      </w:r>
+      <w:r>
+        <w:rPr>
+          <w:rFonts w:ascii="Arial" w:hAnsi="Arial" w:cs="Arial"/>
+          <w:b/>
+          <w:bCs/>
+        </w:rPr>
+        <w:t>: Progress Tracking and Statistics</w:t>
       </w:r>
     </w:p>
     <w:p>
@@ -583,13 +979,16 @@
           <w:ilvl w:val="0"/>
           <w:numId w:val="6"/>
         </w:numPr>
-      </w:pPr>
-      <w:r>
-        <w:rPr>
+        <w:rPr>
+          <w:rFonts w:ascii="Arial" w:hAnsi="Arial" w:cs="Arial"/>
+        </w:rPr>
+      </w:pPr>
+      <w:r>
+        <w:rPr>
+          <w:rFonts w:ascii="Arial" w:hAnsi="Arial" w:cs="Arial"/>
           <w:b/>
           <w:bCs/>
         </w:rPr>
-        <w:lastRenderedPageBreak/>
         <w:t>Track Progress</w:t>
       </w:r>
     </w:p>
@@ -599,8 +998,14 @@
           <w:ilvl w:val="1"/>
           <w:numId w:val="6"/>
         </w:numPr>
-      </w:pPr>
-      <w:r>
+        <w:rPr>
+          <w:rFonts w:ascii="Arial" w:hAnsi="Arial" w:cs="Arial"/>
+        </w:rPr>
+      </w:pPr>
+      <w:r>
+        <w:rPr>
+          <w:rFonts w:ascii="Arial" w:hAnsi="Arial" w:cs="Arial"/>
+        </w:rPr>
         <w:t>As a student, I want to see how many flashcards I have reviewed in a session so that I can track my progress.</w:t>
       </w:r>
     </w:p>
@@ -610,20 +1015,15 @@
           <w:ilvl w:val="1"/>
           <w:numId w:val="6"/>
         </w:numPr>
-      </w:pPr>
-      <w:r>
-        <w:t xml:space="preserve">As a teacher, I want to track the progress of each classroom to understand how effectively the students are engaging with </w:t>
-      </w:r>
-      <w:proofErr w:type="gramStart"/>
-      <w:r>
-        <w:t xml:space="preserve">the </w:t>
-      </w:r>
-      <w:r>
-        <w:t>flashcards</w:t>
-      </w:r>
-      <w:proofErr w:type="gramEnd"/>
-      <w:r>
-        <w:t>.</w:t>
+        <w:rPr>
+          <w:rFonts w:ascii="Arial" w:hAnsi="Arial" w:cs="Arial"/>
+        </w:rPr>
+      </w:pPr>
+      <w:r>
+        <w:rPr>
+          <w:rFonts w:ascii="Arial" w:hAnsi="Arial" w:cs="Arial"/>
+        </w:rPr>
+        <w:t>As a teacher, I want to track the progress of each classroom to understand how effectively the students are engaging with the flashcards.</w:t>
       </w:r>
     </w:p>
     <w:p>
@@ -632,9 +1032,13 @@
           <w:ilvl w:val="0"/>
           <w:numId w:val="6"/>
         </w:numPr>
-      </w:pPr>
-      <w:r>
-        <w:rPr>
+        <w:rPr>
+          <w:rFonts w:ascii="Arial" w:hAnsi="Arial" w:cs="Arial"/>
+        </w:rPr>
+      </w:pPr>
+      <w:r>
+        <w:rPr>
+          <w:rFonts w:ascii="Arial" w:hAnsi="Arial" w:cs="Arial"/>
           <w:b/>
           <w:bCs/>
         </w:rPr>
@@ -647,8 +1051,14 @@
           <w:ilvl w:val="1"/>
           <w:numId w:val="6"/>
         </w:numPr>
-      </w:pPr>
-      <w:r>
+        <w:rPr>
+          <w:rFonts w:ascii="Arial" w:hAnsi="Arial" w:cs="Arial"/>
+        </w:rPr>
+      </w:pPr>
+      <w:r>
+        <w:rPr>
+          <w:rFonts w:ascii="Arial" w:hAnsi="Arial" w:cs="Arial"/>
+        </w:rPr>
         <w:t>As a student, I want to view statistics such as accuracy and completion rates for each flashcard set so that I know which areas need improvement.</w:t>
       </w:r>
     </w:p>
@@ -658,50 +1068,68 @@
           <w:ilvl w:val="1"/>
           <w:numId w:val="6"/>
         </w:numPr>
-      </w:pPr>
-      <w:r>
-        <w:t xml:space="preserve">As a </w:t>
-      </w:r>
-      <w:r>
-        <w:t>teacher</w:t>
-      </w:r>
-      <w:r>
-        <w:t xml:space="preserve">, I want to view statistics such as accuracy and completion rates for each </w:t>
-      </w:r>
-      <w:r>
-        <w:t>classroom</w:t>
-      </w:r>
-      <w:r>
-        <w:t xml:space="preserve"> so that I know which areas need </w:t>
-      </w:r>
-      <w:r>
+        <w:rPr>
+          <w:rFonts w:ascii="Arial" w:hAnsi="Arial" w:cs="Arial"/>
+        </w:rPr>
+      </w:pPr>
+      <w:r>
+        <w:rPr>
+          <w:rFonts w:ascii="Arial" w:hAnsi="Arial" w:cs="Arial"/>
+        </w:rPr>
+        <w:t xml:space="preserve">As a teacher, I want to view statistics such as accuracy and completion rates for each classroom so that I know which areas need </w:t>
+      </w:r>
+      <w:r>
+        <w:rPr>
+          <w:rFonts w:ascii="Arial" w:hAnsi="Arial" w:cs="Arial"/>
+        </w:rPr>
         <w:t>modification</w:t>
       </w:r>
       <w:r>
+        <w:rPr>
+          <w:rFonts w:ascii="Arial" w:hAnsi="Arial" w:cs="Arial"/>
+        </w:rPr>
         <w:t>.</w:t>
       </w:r>
     </w:p>
     <w:p>
       <w:pPr>
-        <w:numPr>
-          <w:ilvl w:val="1"/>
-          <w:numId w:val="6"/>
-        </w:numPr>
-      </w:pPr>
-    </w:p>
-    <w:p>
-      <w:pPr>
-        <w:rPr>
+        <w:ind w:left="1440"/>
+        <w:rPr>
+          <w:rFonts w:ascii="Arial" w:hAnsi="Arial" w:cs="Arial"/>
+        </w:rPr>
+      </w:pPr>
+    </w:p>
+    <w:p>
+      <w:pPr>
+        <w:rPr>
+          <w:rFonts w:ascii="Arial" w:hAnsi="Arial" w:cs="Arial"/>
           <w:b/>
           <w:bCs/>
         </w:rPr>
       </w:pPr>
       <w:r>
         <w:rPr>
+          <w:rFonts w:ascii="Arial" w:hAnsi="Arial" w:cs="Arial"/>
           <w:b/>
           <w:bCs/>
         </w:rPr>
-        <w:t>Epic 7: Database Integration</w:t>
+        <w:t xml:space="preserve">Epic </w:t>
+      </w:r>
+      <w:r>
+        <w:rPr>
+          <w:rFonts w:ascii="Arial" w:hAnsi="Arial" w:cs="Arial"/>
+          <w:b/>
+          <w:bCs/>
+        </w:rPr>
+        <w:t>8</w:t>
+      </w:r>
+      <w:r>
+        <w:rPr>
+          <w:rFonts w:ascii="Arial" w:hAnsi="Arial" w:cs="Arial"/>
+          <w:b/>
+          <w:bCs/>
+        </w:rPr>
+        <w:t>: Database Integration</w:t>
       </w:r>
     </w:p>
     <w:p>
@@ -710,9 +1138,13 @@
           <w:ilvl w:val="0"/>
           <w:numId w:val="7"/>
         </w:numPr>
-      </w:pPr>
-      <w:r>
-        <w:rPr>
+        <w:rPr>
+          <w:rFonts w:ascii="Arial" w:hAnsi="Arial" w:cs="Arial"/>
+        </w:rPr>
+      </w:pPr>
+      <w:r>
+        <w:rPr>
+          <w:rFonts w:ascii="Arial" w:hAnsi="Arial" w:cs="Arial"/>
           <w:b/>
           <w:bCs/>
         </w:rPr>
@@ -725,24 +1157,56 @@
           <w:ilvl w:val="1"/>
           <w:numId w:val="7"/>
         </w:numPr>
-      </w:pPr>
-      <w:r>
+        <w:rPr>
+          <w:rFonts w:ascii="Arial" w:hAnsi="Arial" w:cs="Arial"/>
+        </w:rPr>
+      </w:pPr>
+      <w:r>
+        <w:rPr>
+          <w:rFonts w:ascii="Arial" w:hAnsi="Arial" w:cs="Arial"/>
+        </w:rPr>
         <w:t>As a developer, I want to store user, flashcard, and flashcard set data in MariaDB so that the data is persistent and organized.</w:t>
       </w:r>
     </w:p>
     <w:p>
       <w:pPr>
-        <w:rPr>
+        <w:ind w:left="1440"/>
+        <w:rPr>
+          <w:rFonts w:ascii="Arial" w:hAnsi="Arial" w:cs="Arial"/>
+        </w:rPr>
+      </w:pPr>
+    </w:p>
+    <w:p>
+      <w:pPr>
+        <w:rPr>
+          <w:rFonts w:ascii="Arial" w:hAnsi="Arial" w:cs="Arial"/>
           <w:b/>
           <w:bCs/>
         </w:rPr>
       </w:pPr>
       <w:r>
         <w:rPr>
+          <w:rFonts w:ascii="Arial" w:hAnsi="Arial" w:cs="Arial"/>
           <w:b/>
           <w:bCs/>
         </w:rPr>
-        <w:t>Epic 8: User Interface</w:t>
+        <w:t xml:space="preserve">Epic </w:t>
+      </w:r>
+      <w:r>
+        <w:rPr>
+          <w:rFonts w:ascii="Arial" w:hAnsi="Arial" w:cs="Arial"/>
+          <w:b/>
+          <w:bCs/>
+        </w:rPr>
+        <w:t>9</w:t>
+      </w:r>
+      <w:r>
+        <w:rPr>
+          <w:rFonts w:ascii="Arial" w:hAnsi="Arial" w:cs="Arial"/>
+          <w:b/>
+          <w:bCs/>
+        </w:rPr>
+        <w:t>: User Interface</w:t>
       </w:r>
     </w:p>
     <w:p>
@@ -751,9 +1215,13 @@
           <w:ilvl w:val="0"/>
           <w:numId w:val="8"/>
         </w:numPr>
-      </w:pPr>
-      <w:r>
-        <w:rPr>
+        <w:rPr>
+          <w:rFonts w:ascii="Arial" w:hAnsi="Arial" w:cs="Arial"/>
+        </w:rPr>
+      </w:pPr>
+      <w:r>
+        <w:rPr>
+          <w:rFonts w:ascii="Arial" w:hAnsi="Arial" w:cs="Arial"/>
           <w:b/>
           <w:bCs/>
         </w:rPr>
@@ -766,12 +1234,440 @@
           <w:ilvl w:val="1"/>
           <w:numId w:val="8"/>
         </w:numPr>
-      </w:pPr>
-      <w:r>
+        <w:rPr>
+          <w:rFonts w:ascii="Arial" w:hAnsi="Arial" w:cs="Arial"/>
+        </w:rPr>
+      </w:pPr>
+      <w:r>
+        <w:rPr>
+          <w:rFonts w:ascii="Arial" w:hAnsi="Arial" w:cs="Arial"/>
+        </w:rPr>
         <w:t>As a user, I want a user-friendly dashboard in JavaFX so that I can easily navigate the app.</w:t>
       </w:r>
     </w:p>
-    <w:p/>
+    <w:p>
+      <w:pPr>
+        <w:ind w:left="1440"/>
+        <w:rPr>
+          <w:rFonts w:ascii="Arial" w:hAnsi="Arial" w:cs="Arial"/>
+        </w:rPr>
+      </w:pPr>
+    </w:p>
+    <w:p>
+      <w:pPr>
+        <w:rPr>
+          <w:rFonts w:ascii="Arial" w:hAnsi="Arial" w:cs="Arial"/>
+          <w:b/>
+          <w:bCs/>
+        </w:rPr>
+      </w:pPr>
+      <w:r>
+        <w:rPr>
+          <w:rFonts w:ascii="Arial" w:hAnsi="Arial" w:cs="Arial"/>
+          <w:b/>
+          <w:bCs/>
+        </w:rPr>
+        <w:lastRenderedPageBreak/>
+        <w:t>Epic 10: Localization &amp; Multilingual Support</w:t>
+      </w:r>
+    </w:p>
+    <w:p>
+      <w:pPr>
+        <w:numPr>
+          <w:ilvl w:val="0"/>
+          <w:numId w:val="18"/>
+        </w:numPr>
+        <w:rPr>
+          <w:rFonts w:ascii="Arial" w:hAnsi="Arial" w:cs="Arial"/>
+          <w:b/>
+          <w:bCs/>
+        </w:rPr>
+      </w:pPr>
+      <w:r>
+        <w:rPr>
+          <w:rFonts w:ascii="Arial" w:hAnsi="Arial" w:cs="Arial"/>
+          <w:b/>
+          <w:bCs/>
+        </w:rPr>
+        <w:t>Choose Preferred Language</w:t>
+      </w:r>
+    </w:p>
+    <w:p>
+      <w:pPr>
+        <w:pStyle w:val="ListParagraph"/>
+        <w:numPr>
+          <w:ilvl w:val="1"/>
+          <w:numId w:val="28"/>
+        </w:numPr>
+        <w:spacing w:before="100" w:beforeAutospacing="1" w:after="100" w:afterAutospacing="1" w:line="240" w:lineRule="auto"/>
+        <w:rPr>
+          <w:rFonts w:ascii="Times New Roman" w:eastAsia="Times New Roman" w:hAnsi="Times New Roman" w:cs="Times New Roman"/>
+          <w:sz w:val="24"/>
+          <w:szCs w:val="24"/>
+        </w:rPr>
+      </w:pPr>
+      <w:r>
+        <w:rPr>
+          <w:rFonts w:ascii="Times New Roman" w:eastAsia="Times New Roman" w:hAnsi="Times New Roman" w:cs="Times New Roman"/>
+          <w:sz w:val="24"/>
+          <w:szCs w:val="24"/>
+        </w:rPr>
+        <w:t>As a user, I want to see a language selection screen during the first app launch so I can choose my preferred language.</w:t>
+      </w:r>
+    </w:p>
+    <w:p>
+      <w:pPr>
+        <w:numPr>
+          <w:ilvl w:val="0"/>
+          <w:numId w:val="18"/>
+        </w:numPr>
+        <w:rPr>
+          <w:rFonts w:ascii="Arial" w:hAnsi="Arial" w:cs="Arial"/>
+          <w:b/>
+          <w:bCs/>
+        </w:rPr>
+      </w:pPr>
+      <w:r>
+        <w:rPr>
+          <w:rFonts w:ascii="Arial" w:hAnsi="Arial" w:cs="Arial"/>
+          <w:b/>
+          <w:bCs/>
+        </w:rPr>
+        <w:t>Switch Language Anytime</w:t>
+      </w:r>
+    </w:p>
+    <w:p>
+      <w:pPr>
+        <w:pStyle w:val="ListParagraph"/>
+        <w:numPr>
+          <w:ilvl w:val="0"/>
+          <w:numId w:val="27"/>
+        </w:numPr>
+        <w:rPr>
+          <w:rFonts w:ascii="Arial" w:hAnsi="Arial" w:cs="Arial"/>
+        </w:rPr>
+      </w:pPr>
+      <w:r>
+        <w:rPr>
+          <w:rFonts w:ascii="Arial" w:hAnsi="Arial" w:cs="Arial"/>
+        </w:rPr>
+        <w:t>As a user, I want to access a language selection option in the settings screen.</w:t>
+      </w:r>
+    </w:p>
+    <w:p>
+      <w:pPr>
+        <w:pStyle w:val="ListParagraph"/>
+        <w:numPr>
+          <w:ilvl w:val="0"/>
+          <w:numId w:val="27"/>
+        </w:numPr>
+        <w:rPr>
+          <w:rFonts w:ascii="Arial" w:hAnsi="Arial" w:cs="Arial"/>
+        </w:rPr>
+      </w:pPr>
+      <w:r>
+        <w:rPr>
+          <w:rFonts w:ascii="Arial" w:hAnsi="Arial" w:cs="Arial"/>
+        </w:rPr>
+        <w:t>As a user, I want the app to immediately reflect my new language choice without needing to restart</w:t>
+      </w:r>
+    </w:p>
+    <w:p>
+      <w:pPr>
+        <w:pStyle w:val="ListParagraph"/>
+        <w:numPr>
+          <w:ilvl w:val="0"/>
+          <w:numId w:val="27"/>
+        </w:numPr>
+        <w:rPr>
+          <w:rFonts w:ascii="Arial" w:hAnsi="Arial" w:cs="Arial"/>
+        </w:rPr>
+      </w:pPr>
+      <w:r>
+        <w:rPr>
+          <w:rFonts w:ascii="Arial" w:hAnsi="Arial" w:cs="Arial"/>
+        </w:rPr>
+        <w:t>As a user, I want the selected language to persist across sessions after changing it in settings.</w:t>
+      </w:r>
+    </w:p>
+    <w:p>
+      <w:pPr>
+        <w:numPr>
+          <w:ilvl w:val="0"/>
+          <w:numId w:val="18"/>
+        </w:numPr>
+        <w:rPr>
+          <w:rFonts w:ascii="Arial" w:hAnsi="Arial" w:cs="Arial"/>
+          <w:b/>
+          <w:bCs/>
+        </w:rPr>
+      </w:pPr>
+      <w:r>
+        <w:rPr>
+          <w:rFonts w:ascii="Arial" w:hAnsi="Arial" w:cs="Arial"/>
+          <w:b/>
+          <w:bCs/>
+        </w:rPr>
+        <w:t>Localized Notifications &amp; Error Messages</w:t>
+      </w:r>
+    </w:p>
+    <w:p>
+      <w:pPr>
+        <w:pStyle w:val="ListParagraph"/>
+        <w:numPr>
+          <w:ilvl w:val="1"/>
+          <w:numId w:val="26"/>
+        </w:numPr>
+        <w:spacing w:before="100" w:beforeAutospacing="1" w:after="100" w:afterAutospacing="1" w:line="240" w:lineRule="auto"/>
+        <w:rPr>
+          <w:rFonts w:ascii="Times New Roman" w:eastAsia="Times New Roman" w:hAnsi="Times New Roman" w:cs="Times New Roman"/>
+          <w:sz w:val="24"/>
+          <w:szCs w:val="24"/>
+        </w:rPr>
+      </w:pPr>
+      <w:r>
+        <w:rPr>
+          <w:rFonts w:ascii="Times New Roman" w:eastAsia="Times New Roman" w:hAnsi="Times New Roman" w:cs="Times New Roman"/>
+          <w:sz w:val="24"/>
+          <w:szCs w:val="24"/>
+        </w:rPr>
+        <w:t>As a user, I want all static UI text (labels, buttons, menus) to be displayed in my selected language.</w:t>
+      </w:r>
+    </w:p>
+    <w:p>
+      <w:pPr>
+        <w:pStyle w:val="ListParagraph"/>
+        <w:numPr>
+          <w:ilvl w:val="1"/>
+          <w:numId w:val="26"/>
+        </w:numPr>
+        <w:spacing w:before="100" w:beforeAutospacing="1" w:after="100" w:afterAutospacing="1" w:line="240" w:lineRule="auto"/>
+        <w:rPr>
+          <w:rFonts w:ascii="Times New Roman" w:eastAsia="Times New Roman" w:hAnsi="Times New Roman" w:cs="Times New Roman"/>
+          <w:sz w:val="24"/>
+          <w:szCs w:val="24"/>
+        </w:rPr>
+      </w:pPr>
+      <w:r>
+        <w:rPr>
+          <w:rFonts w:ascii="Times New Roman" w:eastAsia="Times New Roman" w:hAnsi="Times New Roman" w:cs="Times New Roman"/>
+          <w:sz w:val="24"/>
+          <w:szCs w:val="24"/>
+        </w:rPr>
+        <w:t>As a user, I want all system-generated error messages to be translated into the selected language.</w:t>
+      </w:r>
+    </w:p>
+    <w:p>
+      <w:pPr>
+        <w:pStyle w:val="ListParagraph"/>
+        <w:numPr>
+          <w:ilvl w:val="1"/>
+          <w:numId w:val="26"/>
+        </w:numPr>
+        <w:spacing w:before="100" w:beforeAutospacing="1" w:after="100" w:afterAutospacing="1" w:line="240" w:lineRule="auto"/>
+        <w:rPr>
+          <w:rFonts w:ascii="Times New Roman" w:eastAsia="Times New Roman" w:hAnsi="Times New Roman" w:cs="Times New Roman"/>
+          <w:sz w:val="24"/>
+          <w:szCs w:val="24"/>
+        </w:rPr>
+      </w:pPr>
+      <w:r>
+        <w:rPr>
+          <w:rFonts w:ascii="Times New Roman" w:eastAsia="Times New Roman" w:hAnsi="Times New Roman" w:cs="Times New Roman"/>
+          <w:sz w:val="24"/>
+          <w:szCs w:val="24"/>
+        </w:rPr>
+        <w:t>As a user, I want notifications or alerts to appear in the selected language.</w:t>
+      </w:r>
+    </w:p>
+    <w:p>
+      <w:pPr>
+        <w:pStyle w:val="ListParagraph"/>
+        <w:numPr>
+          <w:ilvl w:val="1"/>
+          <w:numId w:val="26"/>
+        </w:numPr>
+        <w:spacing w:before="100" w:beforeAutospacing="1" w:after="100" w:afterAutospacing="1" w:line="240" w:lineRule="auto"/>
+        <w:rPr>
+          <w:rFonts w:ascii="Times New Roman" w:eastAsia="Times New Roman" w:hAnsi="Times New Roman" w:cs="Times New Roman"/>
+          <w:sz w:val="24"/>
+          <w:szCs w:val="24"/>
+        </w:rPr>
+      </w:pPr>
+      <w:r>
+        <w:rPr>
+          <w:rFonts w:ascii="Times New Roman" w:eastAsia="Times New Roman" w:hAnsi="Times New Roman" w:cs="Times New Roman"/>
+          <w:sz w:val="24"/>
+          <w:szCs w:val="24"/>
+        </w:rPr>
+        <w:t>As a user, I want dynamic content placeholders (e.g., “Hello, [username]!”) to be correctly localized with language-specific grammar and structure.</w:t>
+      </w:r>
+    </w:p>
+    <w:p>
+      <w:pPr>
+        <w:numPr>
+          <w:ilvl w:val="0"/>
+          <w:numId w:val="18"/>
+        </w:numPr>
+        <w:rPr>
+          <w:rFonts w:ascii="Arial" w:hAnsi="Arial" w:cs="Arial"/>
+          <w:b/>
+          <w:bCs/>
+        </w:rPr>
+      </w:pPr>
+      <w:r>
+        <w:rPr>
+          <w:rFonts w:ascii="Arial" w:hAnsi="Arial" w:cs="Arial"/>
+          <w:b/>
+          <w:bCs/>
+        </w:rPr>
+        <w:t>Localized Date, Time, and Number Formats</w:t>
+      </w:r>
+    </w:p>
+    <w:p>
+      <w:pPr>
+        <w:pStyle w:val="ListParagraph"/>
+        <w:numPr>
+          <w:ilvl w:val="0"/>
+          <w:numId w:val="25"/>
+        </w:numPr>
+        <w:spacing w:before="100" w:beforeAutospacing="1" w:after="100" w:afterAutospacing="1" w:line="240" w:lineRule="auto"/>
+        <w:rPr>
+          <w:rFonts w:ascii="Times New Roman" w:eastAsia="Times New Roman" w:hAnsi="Times New Roman" w:cs="Times New Roman"/>
+          <w:sz w:val="24"/>
+          <w:szCs w:val="24"/>
+        </w:rPr>
+      </w:pPr>
+      <w:r>
+        <w:rPr>
+          <w:rFonts w:ascii="Times New Roman" w:eastAsia="Times New Roman" w:hAnsi="Times New Roman" w:cs="Times New Roman"/>
+          <w:sz w:val="24"/>
+          <w:szCs w:val="24"/>
+        </w:rPr>
+        <w:t>As a user, I want dates (e.g., DD/MM/YYYY or MM/DD/YYYY) to follow the format used in my selected language/region.</w:t>
+      </w:r>
+    </w:p>
+    <w:p>
+      <w:pPr>
+        <w:pStyle w:val="ListParagraph"/>
+        <w:numPr>
+          <w:ilvl w:val="0"/>
+          <w:numId w:val="25"/>
+        </w:numPr>
+        <w:spacing w:before="100" w:beforeAutospacing="1" w:after="100" w:afterAutospacing="1" w:line="240" w:lineRule="auto"/>
+        <w:rPr>
+          <w:rFonts w:ascii="Times New Roman" w:eastAsia="Times New Roman" w:hAnsi="Times New Roman" w:cs="Times New Roman"/>
+          <w:sz w:val="24"/>
+          <w:szCs w:val="24"/>
+        </w:rPr>
+      </w:pPr>
+      <w:r>
+        <w:rPr>
+          <w:rFonts w:ascii="Times New Roman" w:eastAsia="Times New Roman" w:hAnsi="Times New Roman" w:cs="Times New Roman"/>
+          <w:sz w:val="24"/>
+          <w:szCs w:val="24"/>
+        </w:rPr>
+        <w:t>As a user, I want time (e.g., 24-hour vs. 12-hour format) to follow the convention of my selected language.</w:t>
+      </w:r>
+    </w:p>
+    <w:p>
+      <w:pPr>
+        <w:pStyle w:val="ListParagraph"/>
+        <w:numPr>
+          <w:ilvl w:val="0"/>
+          <w:numId w:val="25"/>
+        </w:numPr>
+        <w:spacing w:before="100" w:beforeAutospacing="1" w:after="100" w:afterAutospacing="1" w:line="240" w:lineRule="auto"/>
+        <w:rPr>
+          <w:rFonts w:ascii="Times New Roman" w:eastAsia="Times New Roman" w:hAnsi="Times New Roman" w:cs="Times New Roman"/>
+          <w:sz w:val="24"/>
+          <w:szCs w:val="24"/>
+        </w:rPr>
+      </w:pPr>
+      <w:r>
+        <w:rPr>
+          <w:rFonts w:ascii="Times New Roman" w:eastAsia="Times New Roman" w:hAnsi="Times New Roman" w:cs="Times New Roman"/>
+          <w:sz w:val="24"/>
+          <w:szCs w:val="24"/>
+        </w:rPr>
+        <w:t>As a user, I want numbers (e.g., thousands separators, decimal points) to be formatted according to my selected language.</w:t>
+      </w:r>
+    </w:p>
+    <w:p>
+      <w:pPr>
+        <w:numPr>
+          <w:ilvl w:val="0"/>
+          <w:numId w:val="18"/>
+        </w:numPr>
+        <w:spacing w:before="100" w:beforeAutospacing="1" w:after="100" w:afterAutospacing="1" w:line="240" w:lineRule="auto"/>
+        <w:rPr>
+          <w:rFonts w:ascii="Times New Roman" w:eastAsia="Times New Roman" w:hAnsi="Times New Roman" w:cs="Times New Roman"/>
+          <w:sz w:val="24"/>
+          <w:szCs w:val="24"/>
+        </w:rPr>
+      </w:pPr>
+      <w:r>
+        <w:rPr>
+          <w:rFonts w:ascii="Arial" w:hAnsi="Arial" w:cs="Arial"/>
+          <w:b/>
+          <w:bCs/>
+        </w:rPr>
+        <w:t>Localized Data for multilingual support</w:t>
+      </w:r>
+    </w:p>
+    <w:p>
+      <w:pPr>
+        <w:pStyle w:val="ListParagraph"/>
+        <w:numPr>
+          <w:ilvl w:val="0"/>
+          <w:numId w:val="29"/>
+        </w:numPr>
+        <w:spacing w:before="100" w:beforeAutospacing="1" w:after="100" w:afterAutospacing="1" w:line="240" w:lineRule="auto"/>
+        <w:rPr>
+          <w:rFonts w:ascii="Times New Roman" w:eastAsia="Times New Roman" w:hAnsi="Times New Roman" w:cs="Times New Roman"/>
+          <w:sz w:val="24"/>
+          <w:szCs w:val="24"/>
+        </w:rPr>
+      </w:pPr>
+      <w:r>
+        <w:rPr>
+          <w:rFonts w:ascii="Times New Roman" w:eastAsia="Times New Roman" w:hAnsi="Times New Roman" w:cs="Times New Roman"/>
+          <w:sz w:val="24"/>
+          <w:szCs w:val="24"/>
+        </w:rPr>
+        <w:t>As a user, I want to specify the language of each flashcard set I create so that I can organize my content by language.</w:t>
+      </w:r>
+    </w:p>
+    <w:p>
+      <w:pPr>
+        <w:pStyle w:val="ListParagraph"/>
+        <w:numPr>
+          <w:ilvl w:val="0"/>
+          <w:numId w:val="29"/>
+        </w:numPr>
+        <w:spacing w:before="100" w:beforeAutospacing="1" w:after="100" w:afterAutospacing="1" w:line="240" w:lineRule="auto"/>
+        <w:rPr>
+          <w:rFonts w:ascii="Times New Roman" w:eastAsia="Times New Roman" w:hAnsi="Times New Roman" w:cs="Times New Roman"/>
+          <w:sz w:val="24"/>
+          <w:szCs w:val="24"/>
+        </w:rPr>
+      </w:pPr>
+      <w:r>
+        <w:rPr>
+          <w:rFonts w:ascii="Times New Roman" w:eastAsia="Times New Roman" w:hAnsi="Times New Roman" w:cs="Times New Roman"/>
+          <w:sz w:val="24"/>
+          <w:szCs w:val="24"/>
+        </w:rPr>
+        <w:t>As a user, I want to see the language of each flashcard set in the UI so that I can identify the content language before opening it.</w:t>
+      </w:r>
+    </w:p>
+    <w:p>
+      <w:pPr>
+        <w:rPr>
+          <w:rFonts w:ascii="Arial" w:hAnsi="Arial" w:cs="Arial"/>
+        </w:rPr>
+      </w:pPr>
+    </w:p>
     <w:sectPr>
       <w:pgSz w:w="12240" w:h="15840"/>
       <w:pgMar w:top="1440" w:right="1440" w:bottom="1440" w:left="1440" w:header="720" w:footer="720" w:gutter="0"/>
@@ -1019,6 +1915,155 @@
     </w:lvl>
   </w:abstractNum>
   <w:abstractNum w:abstractNumId="2" w15:restartNumberingAfterBreak="0">
+    <w:nsid w:val="06BC1B96"/>
+    <w:multiLevelType w:val="multilevel"/>
+    <w:tmpl w:val="FA809EC8"/>
+    <w:lvl w:ilvl="0">
+      <w:start w:val="1"/>
+      <w:numFmt w:val="bullet"/>
+      <w:lvlText w:val=""/>
+      <w:lvlJc w:val="left"/>
+      <w:pPr>
+        <w:tabs>
+          <w:tab w:val="num" w:pos="720"/>
+        </w:tabs>
+        <w:ind w:left="720" w:hanging="360"/>
+      </w:pPr>
+      <w:rPr>
+        <w:rFonts w:ascii="Symbol" w:hAnsi="Symbol" w:hint="default"/>
+        <w:sz w:val="20"/>
+      </w:rPr>
+    </w:lvl>
+    <w:lvl w:ilvl="1" w:tentative="1">
+      <w:start w:val="1"/>
+      <w:numFmt w:val="bullet"/>
+      <w:lvlText w:val="o"/>
+      <w:lvlJc w:val="left"/>
+      <w:pPr>
+        <w:tabs>
+          <w:tab w:val="num" w:pos="1440"/>
+        </w:tabs>
+        <w:ind w:left="1440" w:hanging="360"/>
+      </w:pPr>
+      <w:rPr>
+        <w:rFonts w:ascii="Courier New" w:hAnsi="Courier New" w:hint="default"/>
+        <w:sz w:val="20"/>
+      </w:rPr>
+    </w:lvl>
+    <w:lvl w:ilvl="2" w:tentative="1">
+      <w:start w:val="1"/>
+      <w:numFmt w:val="bullet"/>
+      <w:lvlText w:val=""/>
+      <w:lvlJc w:val="left"/>
+      <w:pPr>
+        <w:tabs>
+          <w:tab w:val="num" w:pos="2160"/>
+        </w:tabs>
+        <w:ind w:left="2160" w:hanging="360"/>
+      </w:pPr>
+      <w:rPr>
+        <w:rFonts w:ascii="Wingdings" w:hAnsi="Wingdings" w:hint="default"/>
+        <w:sz w:val="20"/>
+      </w:rPr>
+    </w:lvl>
+    <w:lvl w:ilvl="3" w:tentative="1">
+      <w:start w:val="1"/>
+      <w:numFmt w:val="bullet"/>
+      <w:lvlText w:val=""/>
+      <w:lvlJc w:val="left"/>
+      <w:pPr>
+        <w:tabs>
+          <w:tab w:val="num" w:pos="2880"/>
+        </w:tabs>
+        <w:ind w:left="2880" w:hanging="360"/>
+      </w:pPr>
+      <w:rPr>
+        <w:rFonts w:ascii="Wingdings" w:hAnsi="Wingdings" w:hint="default"/>
+        <w:sz w:val="20"/>
+      </w:rPr>
+    </w:lvl>
+    <w:lvl w:ilvl="4" w:tentative="1">
+      <w:start w:val="1"/>
+      <w:numFmt w:val="bullet"/>
+      <w:lvlText w:val=""/>
+      <w:lvlJc w:val="left"/>
+      <w:pPr>
+        <w:tabs>
+          <w:tab w:val="num" w:pos="3600"/>
+        </w:tabs>
+        <w:ind w:left="3600" w:hanging="360"/>
+      </w:pPr>
+      <w:rPr>
+        <w:rFonts w:ascii="Wingdings" w:hAnsi="Wingdings" w:hint="default"/>
+        <w:sz w:val="20"/>
+      </w:rPr>
+    </w:lvl>
+    <w:lvl w:ilvl="5" w:tentative="1">
+      <w:start w:val="1"/>
+      <w:numFmt w:val="bullet"/>
+      <w:lvlText w:val=""/>
+      <w:lvlJc w:val="left"/>
+      <w:pPr>
+        <w:tabs>
+          <w:tab w:val="num" w:pos="4320"/>
+        </w:tabs>
+        <w:ind w:left="4320" w:hanging="360"/>
+      </w:pPr>
+      <w:rPr>
+        <w:rFonts w:ascii="Wingdings" w:hAnsi="Wingdings" w:hint="default"/>
+        <w:sz w:val="20"/>
+      </w:rPr>
+    </w:lvl>
+    <w:lvl w:ilvl="6" w:tentative="1">
+      <w:start w:val="1"/>
+      <w:numFmt w:val="bullet"/>
+      <w:lvlText w:val=""/>
+      <w:lvlJc w:val="left"/>
+      <w:pPr>
+        <w:tabs>
+          <w:tab w:val="num" w:pos="5040"/>
+        </w:tabs>
+        <w:ind w:left="5040" w:hanging="360"/>
+      </w:pPr>
+      <w:rPr>
+        <w:rFonts w:ascii="Wingdings" w:hAnsi="Wingdings" w:hint="default"/>
+        <w:sz w:val="20"/>
+      </w:rPr>
+    </w:lvl>
+    <w:lvl w:ilvl="7" w:tentative="1">
+      <w:start w:val="1"/>
+      <w:numFmt w:val="bullet"/>
+      <w:lvlText w:val=""/>
+      <w:lvlJc w:val="left"/>
+      <w:pPr>
+        <w:tabs>
+          <w:tab w:val="num" w:pos="5760"/>
+        </w:tabs>
+        <w:ind w:left="5760" w:hanging="360"/>
+      </w:pPr>
+      <w:rPr>
+        <w:rFonts w:ascii="Wingdings" w:hAnsi="Wingdings" w:hint="default"/>
+        <w:sz w:val="20"/>
+      </w:rPr>
+    </w:lvl>
+    <w:lvl w:ilvl="8" w:tentative="1">
+      <w:start w:val="1"/>
+      <w:numFmt w:val="bullet"/>
+      <w:lvlText w:val=""/>
+      <w:lvlJc w:val="left"/>
+      <w:pPr>
+        <w:tabs>
+          <w:tab w:val="num" w:pos="6480"/>
+        </w:tabs>
+        <w:ind w:left="6480" w:hanging="360"/>
+      </w:pPr>
+      <w:rPr>
+        <w:rFonts w:ascii="Wingdings" w:hAnsi="Wingdings" w:hint="default"/>
+        <w:sz w:val="20"/>
+      </w:rPr>
+    </w:lvl>
+  </w:abstractNum>
+  <w:abstractNum w:abstractNumId="3" w15:restartNumberingAfterBreak="0">
     <w:nsid w:val="122D6F9F"/>
     <w:multiLevelType w:val="multilevel"/>
     <w:tmpl w:val="F1E6CD6A"/>
@@ -1139,7 +2184,141 @@
       </w:pPr>
     </w:lvl>
   </w:abstractNum>
-  <w:abstractNum w:abstractNumId="3" w15:restartNumberingAfterBreak="0">
+  <w:abstractNum w:abstractNumId="4" w15:restartNumberingAfterBreak="0">
+    <w:nsid w:val="1AAF5125"/>
+    <w:multiLevelType w:val="multilevel"/>
+    <w:tmpl w:val="7B2A6CBC"/>
+    <w:lvl w:ilvl="0">
+      <w:start w:val="1"/>
+      <w:numFmt w:val="decimal"/>
+      <w:lvlText w:val="%1."/>
+      <w:lvlJc w:val="left"/>
+      <w:pPr>
+        <w:tabs>
+          <w:tab w:val="num" w:pos="720"/>
+        </w:tabs>
+        <w:ind w:left="720" w:hanging="360"/>
+      </w:pPr>
+      <w:rPr>
+        <w:rFonts w:hint="default"/>
+      </w:rPr>
+    </w:lvl>
+    <w:lvl w:ilvl="1">
+      <w:start w:val="1"/>
+      <w:numFmt w:val="lowerLetter"/>
+      <w:lvlText w:val="%2)"/>
+      <w:lvlJc w:val="left"/>
+      <w:pPr>
+        <w:ind w:left="1440" w:hanging="360"/>
+      </w:pPr>
+    </w:lvl>
+    <w:lvl w:ilvl="2">
+      <w:start w:val="1"/>
+      <w:numFmt w:val="decimal"/>
+      <w:lvlText w:val="%3."/>
+      <w:lvlJc w:val="left"/>
+      <w:pPr>
+        <w:tabs>
+          <w:tab w:val="num" w:pos="2160"/>
+        </w:tabs>
+        <w:ind w:left="2160" w:hanging="360"/>
+      </w:pPr>
+      <w:rPr>
+        <w:rFonts w:hint="default"/>
+      </w:rPr>
+    </w:lvl>
+    <w:lvl w:ilvl="3">
+      <w:start w:val="1"/>
+      <w:numFmt w:val="decimal"/>
+      <w:lvlText w:val="%4."/>
+      <w:lvlJc w:val="left"/>
+      <w:pPr>
+        <w:tabs>
+          <w:tab w:val="num" w:pos="2880"/>
+        </w:tabs>
+        <w:ind w:left="2880" w:hanging="360"/>
+      </w:pPr>
+      <w:rPr>
+        <w:rFonts w:hint="default"/>
+      </w:rPr>
+    </w:lvl>
+    <w:lvl w:ilvl="4">
+      <w:start w:val="1"/>
+      <w:numFmt w:val="decimal"/>
+      <w:lvlText w:val="%5."/>
+      <w:lvlJc w:val="left"/>
+      <w:pPr>
+        <w:tabs>
+          <w:tab w:val="num" w:pos="3600"/>
+        </w:tabs>
+        <w:ind w:left="3600" w:hanging="360"/>
+      </w:pPr>
+      <w:rPr>
+        <w:rFonts w:hint="default"/>
+      </w:rPr>
+    </w:lvl>
+    <w:lvl w:ilvl="5">
+      <w:start w:val="1"/>
+      <w:numFmt w:val="decimal"/>
+      <w:lvlText w:val="%6."/>
+      <w:lvlJc w:val="left"/>
+      <w:pPr>
+        <w:tabs>
+          <w:tab w:val="num" w:pos="4320"/>
+        </w:tabs>
+        <w:ind w:left="4320" w:hanging="360"/>
+      </w:pPr>
+      <w:rPr>
+        <w:rFonts w:hint="default"/>
+      </w:rPr>
+    </w:lvl>
+    <w:lvl w:ilvl="6">
+      <w:start w:val="1"/>
+      <w:numFmt w:val="decimal"/>
+      <w:lvlText w:val="%7."/>
+      <w:lvlJc w:val="left"/>
+      <w:pPr>
+        <w:tabs>
+          <w:tab w:val="num" w:pos="5040"/>
+        </w:tabs>
+        <w:ind w:left="5040" w:hanging="360"/>
+      </w:pPr>
+      <w:rPr>
+        <w:rFonts w:hint="default"/>
+      </w:rPr>
+    </w:lvl>
+    <w:lvl w:ilvl="7">
+      <w:start w:val="1"/>
+      <w:numFmt w:val="decimal"/>
+      <w:lvlText w:val="%8."/>
+      <w:lvlJc w:val="left"/>
+      <w:pPr>
+        <w:tabs>
+          <w:tab w:val="num" w:pos="5760"/>
+        </w:tabs>
+        <w:ind w:left="5760" w:hanging="360"/>
+      </w:pPr>
+      <w:rPr>
+        <w:rFonts w:hint="default"/>
+      </w:rPr>
+    </w:lvl>
+    <w:lvl w:ilvl="8">
+      <w:start w:val="1"/>
+      <w:numFmt w:val="decimal"/>
+      <w:lvlText w:val="%9."/>
+      <w:lvlJc w:val="left"/>
+      <w:pPr>
+        <w:tabs>
+          <w:tab w:val="num" w:pos="6480"/>
+        </w:tabs>
+        <w:ind w:left="6480" w:hanging="360"/>
+      </w:pPr>
+      <w:rPr>
+        <w:rFonts w:hint="default"/>
+      </w:rPr>
+    </w:lvl>
+  </w:abstractNum>
+  <w:abstractNum w:abstractNumId="5" w15:restartNumberingAfterBreak="0">
     <w:nsid w:val="1D6C6E37"/>
     <w:multiLevelType w:val="multilevel"/>
     <w:tmpl w:val="E73C9B8E"/>
@@ -1256,7 +2435,7 @@
       </w:pPr>
     </w:lvl>
   </w:abstractNum>
-  <w:abstractNum w:abstractNumId="4" w15:restartNumberingAfterBreak="0">
+  <w:abstractNum w:abstractNumId="6" w15:restartNumberingAfterBreak="0">
     <w:nsid w:val="2D612048"/>
     <w:multiLevelType w:val="multilevel"/>
     <w:tmpl w:val="5ADE59C6"/>
@@ -1373,7 +2552,383 @@
       </w:pPr>
     </w:lvl>
   </w:abstractNum>
-  <w:abstractNum w:abstractNumId="5" w15:restartNumberingAfterBreak="0">
+  <w:abstractNum w:abstractNumId="7" w15:restartNumberingAfterBreak="0">
+    <w:nsid w:val="2E342D17"/>
+    <w:multiLevelType w:val="hybridMultilevel"/>
+    <w:tmpl w:val="E8406228"/>
+    <w:lvl w:ilvl="0" w:tplc="0409001B">
+      <w:start w:val="1"/>
+      <w:numFmt w:val="lowerRoman"/>
+      <w:lvlText w:val="%1."/>
+      <w:lvlJc w:val="right"/>
+      <w:pPr>
+        <w:ind w:left="1440" w:hanging="360"/>
+      </w:pPr>
+    </w:lvl>
+    <w:lvl w:ilvl="1" w:tplc="04090019" w:tentative="1">
+      <w:start w:val="1"/>
+      <w:numFmt w:val="lowerLetter"/>
+      <w:lvlText w:val="%2."/>
+      <w:lvlJc w:val="left"/>
+      <w:pPr>
+        <w:ind w:left="2160" w:hanging="360"/>
+      </w:pPr>
+    </w:lvl>
+    <w:lvl w:ilvl="2" w:tplc="0409001B" w:tentative="1">
+      <w:start w:val="1"/>
+      <w:numFmt w:val="lowerRoman"/>
+      <w:lvlText w:val="%3."/>
+      <w:lvlJc w:val="right"/>
+      <w:pPr>
+        <w:ind w:left="2880" w:hanging="180"/>
+      </w:pPr>
+    </w:lvl>
+    <w:lvl w:ilvl="3" w:tplc="0409000F" w:tentative="1">
+      <w:start w:val="1"/>
+      <w:numFmt w:val="decimal"/>
+      <w:lvlText w:val="%4."/>
+      <w:lvlJc w:val="left"/>
+      <w:pPr>
+        <w:ind w:left="3600" w:hanging="360"/>
+      </w:pPr>
+    </w:lvl>
+    <w:lvl w:ilvl="4" w:tplc="04090019" w:tentative="1">
+      <w:start w:val="1"/>
+      <w:numFmt w:val="lowerLetter"/>
+      <w:lvlText w:val="%5."/>
+      <w:lvlJc w:val="left"/>
+      <w:pPr>
+        <w:ind w:left="4320" w:hanging="360"/>
+      </w:pPr>
+    </w:lvl>
+    <w:lvl w:ilvl="5" w:tplc="0409001B" w:tentative="1">
+      <w:start w:val="1"/>
+      <w:numFmt w:val="lowerRoman"/>
+      <w:lvlText w:val="%6."/>
+      <w:lvlJc w:val="right"/>
+      <w:pPr>
+        <w:ind w:left="5040" w:hanging="180"/>
+      </w:pPr>
+    </w:lvl>
+    <w:lvl w:ilvl="6" w:tplc="0409000F" w:tentative="1">
+      <w:start w:val="1"/>
+      <w:numFmt w:val="decimal"/>
+      <w:lvlText w:val="%7."/>
+      <w:lvlJc w:val="left"/>
+      <w:pPr>
+        <w:ind w:left="5760" w:hanging="360"/>
+      </w:pPr>
+    </w:lvl>
+    <w:lvl w:ilvl="7" w:tplc="04090019" w:tentative="1">
+      <w:start w:val="1"/>
+      <w:numFmt w:val="lowerLetter"/>
+      <w:lvlText w:val="%8."/>
+      <w:lvlJc w:val="left"/>
+      <w:pPr>
+        <w:ind w:left="6480" w:hanging="360"/>
+      </w:pPr>
+    </w:lvl>
+    <w:lvl w:ilvl="8" w:tplc="0409001B" w:tentative="1">
+      <w:start w:val="1"/>
+      <w:numFmt w:val="lowerRoman"/>
+      <w:lvlText w:val="%9."/>
+      <w:lvlJc w:val="right"/>
+      <w:pPr>
+        <w:ind w:left="7200" w:hanging="180"/>
+      </w:pPr>
+    </w:lvl>
+  </w:abstractNum>
+  <w:abstractNum w:abstractNumId="8" w15:restartNumberingAfterBreak="0">
+    <w:nsid w:val="2F8D6310"/>
+    <w:multiLevelType w:val="multilevel"/>
+    <w:tmpl w:val="6C28B8D4"/>
+    <w:lvl w:ilvl="0">
+      <w:start w:val="1"/>
+      <w:numFmt w:val="decimal"/>
+      <w:lvlText w:val="%1."/>
+      <w:lvlJc w:val="left"/>
+      <w:pPr>
+        <w:tabs>
+          <w:tab w:val="num" w:pos="720"/>
+        </w:tabs>
+        <w:ind w:left="720" w:hanging="360"/>
+      </w:pPr>
+      <w:rPr>
+        <w:rFonts w:hint="default"/>
+      </w:rPr>
+    </w:lvl>
+    <w:lvl w:ilvl="1">
+      <w:start w:val="1"/>
+      <w:numFmt w:val="bullet"/>
+      <w:lvlText w:val="o"/>
+      <w:lvlJc w:val="left"/>
+      <w:pPr>
+        <w:tabs>
+          <w:tab w:val="num" w:pos="1440"/>
+        </w:tabs>
+        <w:ind w:left="1440" w:hanging="360"/>
+      </w:pPr>
+      <w:rPr>
+        <w:rFonts w:ascii="Courier New" w:hAnsi="Courier New" w:hint="default"/>
+        <w:sz w:val="20"/>
+      </w:rPr>
+    </w:lvl>
+    <w:lvl w:ilvl="2">
+      <w:start w:val="1"/>
+      <w:numFmt w:val="decimal"/>
+      <w:lvlText w:val="%3."/>
+      <w:lvlJc w:val="left"/>
+      <w:pPr>
+        <w:tabs>
+          <w:tab w:val="num" w:pos="2160"/>
+        </w:tabs>
+        <w:ind w:left="2160" w:hanging="360"/>
+      </w:pPr>
+      <w:rPr>
+        <w:rFonts w:hint="default"/>
+      </w:rPr>
+    </w:lvl>
+    <w:lvl w:ilvl="3">
+      <w:start w:val="1"/>
+      <w:numFmt w:val="decimal"/>
+      <w:lvlText w:val="%4."/>
+      <w:lvlJc w:val="left"/>
+      <w:pPr>
+        <w:tabs>
+          <w:tab w:val="num" w:pos="2880"/>
+        </w:tabs>
+        <w:ind w:left="2880" w:hanging="360"/>
+      </w:pPr>
+      <w:rPr>
+        <w:rFonts w:hint="default"/>
+      </w:rPr>
+    </w:lvl>
+    <w:lvl w:ilvl="4">
+      <w:start w:val="1"/>
+      <w:numFmt w:val="decimal"/>
+      <w:lvlText w:val="%5."/>
+      <w:lvlJc w:val="left"/>
+      <w:pPr>
+        <w:tabs>
+          <w:tab w:val="num" w:pos="3600"/>
+        </w:tabs>
+        <w:ind w:left="3600" w:hanging="360"/>
+      </w:pPr>
+      <w:rPr>
+        <w:rFonts w:hint="default"/>
+      </w:rPr>
+    </w:lvl>
+    <w:lvl w:ilvl="5">
+      <w:start w:val="1"/>
+      <w:numFmt w:val="decimal"/>
+      <w:lvlText w:val="%6."/>
+      <w:lvlJc w:val="left"/>
+      <w:pPr>
+        <w:tabs>
+          <w:tab w:val="num" w:pos="4320"/>
+        </w:tabs>
+        <w:ind w:left="4320" w:hanging="360"/>
+      </w:pPr>
+      <w:rPr>
+        <w:rFonts w:hint="default"/>
+      </w:rPr>
+    </w:lvl>
+    <w:lvl w:ilvl="6">
+      <w:start w:val="1"/>
+      <w:numFmt w:val="decimal"/>
+      <w:lvlText w:val="%7."/>
+      <w:lvlJc w:val="left"/>
+      <w:pPr>
+        <w:tabs>
+          <w:tab w:val="num" w:pos="5040"/>
+        </w:tabs>
+        <w:ind w:left="5040" w:hanging="360"/>
+      </w:pPr>
+      <w:rPr>
+        <w:rFonts w:hint="default"/>
+      </w:rPr>
+    </w:lvl>
+    <w:lvl w:ilvl="7">
+      <w:start w:val="1"/>
+      <w:numFmt w:val="decimal"/>
+      <w:lvlText w:val="%8."/>
+      <w:lvlJc w:val="left"/>
+      <w:pPr>
+        <w:tabs>
+          <w:tab w:val="num" w:pos="5760"/>
+        </w:tabs>
+        <w:ind w:left="5760" w:hanging="360"/>
+      </w:pPr>
+      <w:rPr>
+        <w:rFonts w:hint="default"/>
+      </w:rPr>
+    </w:lvl>
+    <w:lvl w:ilvl="8">
+      <w:start w:val="1"/>
+      <w:numFmt w:val="decimal"/>
+      <w:lvlText w:val="%9."/>
+      <w:lvlJc w:val="left"/>
+      <w:pPr>
+        <w:tabs>
+          <w:tab w:val="num" w:pos="6480"/>
+        </w:tabs>
+        <w:ind w:left="6480" w:hanging="360"/>
+      </w:pPr>
+      <w:rPr>
+        <w:rFonts w:hint="default"/>
+      </w:rPr>
+    </w:lvl>
+  </w:abstractNum>
+  <w:abstractNum w:abstractNumId="9" w15:restartNumberingAfterBreak="0">
+    <w:nsid w:val="33311B06"/>
+    <w:multiLevelType w:val="multilevel"/>
+    <w:tmpl w:val="C61A5EFE"/>
+    <w:lvl w:ilvl="0">
+      <w:start w:val="1"/>
+      <w:numFmt w:val="bullet"/>
+      <w:lvlText w:val=""/>
+      <w:lvlJc w:val="left"/>
+      <w:pPr>
+        <w:tabs>
+          <w:tab w:val="num" w:pos="720"/>
+        </w:tabs>
+        <w:ind w:left="720" w:hanging="360"/>
+      </w:pPr>
+      <w:rPr>
+        <w:rFonts w:ascii="Symbol" w:hAnsi="Symbol" w:hint="default"/>
+        <w:sz w:val="20"/>
+      </w:rPr>
+    </w:lvl>
+    <w:lvl w:ilvl="1" w:tentative="1">
+      <w:start w:val="1"/>
+      <w:numFmt w:val="bullet"/>
+      <w:lvlText w:val="o"/>
+      <w:lvlJc w:val="left"/>
+      <w:pPr>
+        <w:tabs>
+          <w:tab w:val="num" w:pos="1440"/>
+        </w:tabs>
+        <w:ind w:left="1440" w:hanging="360"/>
+      </w:pPr>
+      <w:rPr>
+        <w:rFonts w:ascii="Courier New" w:hAnsi="Courier New" w:hint="default"/>
+        <w:sz w:val="20"/>
+      </w:rPr>
+    </w:lvl>
+    <w:lvl w:ilvl="2" w:tentative="1">
+      <w:start w:val="1"/>
+      <w:numFmt w:val="bullet"/>
+      <w:lvlText w:val=""/>
+      <w:lvlJc w:val="left"/>
+      <w:pPr>
+        <w:tabs>
+          <w:tab w:val="num" w:pos="2160"/>
+        </w:tabs>
+        <w:ind w:left="2160" w:hanging="360"/>
+      </w:pPr>
+      <w:rPr>
+        <w:rFonts w:ascii="Wingdings" w:hAnsi="Wingdings" w:hint="default"/>
+        <w:sz w:val="20"/>
+      </w:rPr>
+    </w:lvl>
+    <w:lvl w:ilvl="3" w:tentative="1">
+      <w:start w:val="1"/>
+      <w:numFmt w:val="bullet"/>
+      <w:lvlText w:val=""/>
+      <w:lvlJc w:val="left"/>
+      <w:pPr>
+        <w:tabs>
+          <w:tab w:val="num" w:pos="2880"/>
+        </w:tabs>
+        <w:ind w:left="2880" w:hanging="360"/>
+      </w:pPr>
+      <w:rPr>
+        <w:rFonts w:ascii="Wingdings" w:hAnsi="Wingdings" w:hint="default"/>
+        <w:sz w:val="20"/>
+      </w:rPr>
+    </w:lvl>
+    <w:lvl w:ilvl="4" w:tentative="1">
+      <w:start w:val="1"/>
+      <w:numFmt w:val="bullet"/>
+      <w:lvlText w:val=""/>
+      <w:lvlJc w:val="left"/>
+      <w:pPr>
+        <w:tabs>
+          <w:tab w:val="num" w:pos="3600"/>
+        </w:tabs>
+        <w:ind w:left="3600" w:hanging="360"/>
+      </w:pPr>
+      <w:rPr>
+        <w:rFonts w:ascii="Wingdings" w:hAnsi="Wingdings" w:hint="default"/>
+        <w:sz w:val="20"/>
+      </w:rPr>
+    </w:lvl>
+    <w:lvl w:ilvl="5" w:tentative="1">
+      <w:start w:val="1"/>
+      <w:numFmt w:val="bullet"/>
+      <w:lvlText w:val=""/>
+      <w:lvlJc w:val="left"/>
+      <w:pPr>
+        <w:tabs>
+          <w:tab w:val="num" w:pos="4320"/>
+        </w:tabs>
+        <w:ind w:left="4320" w:hanging="360"/>
+      </w:pPr>
+      <w:rPr>
+        <w:rFonts w:ascii="Wingdings" w:hAnsi="Wingdings" w:hint="default"/>
+        <w:sz w:val="20"/>
+      </w:rPr>
+    </w:lvl>
+    <w:lvl w:ilvl="6" w:tentative="1">
+      <w:start w:val="1"/>
+      <w:numFmt w:val="bullet"/>
+      <w:lvlText w:val=""/>
+      <w:lvlJc w:val="left"/>
+      <w:pPr>
+        <w:tabs>
+          <w:tab w:val="num" w:pos="5040"/>
+        </w:tabs>
+        <w:ind w:left="5040" w:hanging="360"/>
+      </w:pPr>
+      <w:rPr>
+        <w:rFonts w:ascii="Wingdings" w:hAnsi="Wingdings" w:hint="default"/>
+        <w:sz w:val="20"/>
+      </w:rPr>
+    </w:lvl>
+    <w:lvl w:ilvl="7" w:tentative="1">
+      <w:start w:val="1"/>
+      <w:numFmt w:val="bullet"/>
+      <w:lvlText w:val=""/>
+      <w:lvlJc w:val="left"/>
+      <w:pPr>
+        <w:tabs>
+          <w:tab w:val="num" w:pos="5760"/>
+        </w:tabs>
+        <w:ind w:left="5760" w:hanging="360"/>
+      </w:pPr>
+      <w:rPr>
+        <w:rFonts w:ascii="Wingdings" w:hAnsi="Wingdings" w:hint="default"/>
+        <w:sz w:val="20"/>
+      </w:rPr>
+    </w:lvl>
+    <w:lvl w:ilvl="8" w:tentative="1">
+      <w:start w:val="1"/>
+      <w:numFmt w:val="bullet"/>
+      <w:lvlText w:val=""/>
+      <w:lvlJc w:val="left"/>
+      <w:pPr>
+        <w:tabs>
+          <w:tab w:val="num" w:pos="6480"/>
+        </w:tabs>
+        <w:ind w:left="6480" w:hanging="360"/>
+      </w:pPr>
+      <w:rPr>
+        <w:rFonts w:ascii="Wingdings" w:hAnsi="Wingdings" w:hint="default"/>
+        <w:sz w:val="20"/>
+      </w:rPr>
+    </w:lvl>
+  </w:abstractNum>
+  <w:abstractNum w:abstractNumId="10" w15:restartNumberingAfterBreak="0">
     <w:nsid w:val="337C5C4C"/>
     <w:multiLevelType w:val="multilevel"/>
     <w:tmpl w:val="BBBA5230"/>
@@ -1514,7 +3069,242 @@
       </w:rPr>
     </w:lvl>
   </w:abstractNum>
-  <w:abstractNum w:abstractNumId="6" w15:restartNumberingAfterBreak="0">
+  <w:abstractNum w:abstractNumId="11" w15:restartNumberingAfterBreak="0">
+    <w:nsid w:val="33E355A7"/>
+    <w:multiLevelType w:val="multilevel"/>
+    <w:tmpl w:val="61CE7E02"/>
+    <w:lvl w:ilvl="0">
+      <w:start w:val="1"/>
+      <w:numFmt w:val="bullet"/>
+      <w:lvlText w:val=""/>
+      <w:lvlJc w:val="left"/>
+      <w:pPr>
+        <w:tabs>
+          <w:tab w:val="num" w:pos="720"/>
+        </w:tabs>
+        <w:ind w:left="720" w:hanging="360"/>
+      </w:pPr>
+      <w:rPr>
+        <w:rFonts w:ascii="Symbol" w:hAnsi="Symbol" w:hint="default"/>
+        <w:sz w:val="20"/>
+      </w:rPr>
+    </w:lvl>
+    <w:lvl w:ilvl="1" w:tentative="1">
+      <w:start w:val="1"/>
+      <w:numFmt w:val="bullet"/>
+      <w:lvlText w:val="o"/>
+      <w:lvlJc w:val="left"/>
+      <w:pPr>
+        <w:tabs>
+          <w:tab w:val="num" w:pos="1440"/>
+        </w:tabs>
+        <w:ind w:left="1440" w:hanging="360"/>
+      </w:pPr>
+      <w:rPr>
+        <w:rFonts w:ascii="Courier New" w:hAnsi="Courier New" w:hint="default"/>
+        <w:sz w:val="20"/>
+      </w:rPr>
+    </w:lvl>
+    <w:lvl w:ilvl="2" w:tentative="1">
+      <w:start w:val="1"/>
+      <w:numFmt w:val="bullet"/>
+      <w:lvlText w:val=""/>
+      <w:lvlJc w:val="left"/>
+      <w:pPr>
+        <w:tabs>
+          <w:tab w:val="num" w:pos="2160"/>
+        </w:tabs>
+        <w:ind w:left="2160" w:hanging="360"/>
+      </w:pPr>
+      <w:rPr>
+        <w:rFonts w:ascii="Wingdings" w:hAnsi="Wingdings" w:hint="default"/>
+        <w:sz w:val="20"/>
+      </w:rPr>
+    </w:lvl>
+    <w:lvl w:ilvl="3" w:tentative="1">
+      <w:start w:val="1"/>
+      <w:numFmt w:val="bullet"/>
+      <w:lvlText w:val=""/>
+      <w:lvlJc w:val="left"/>
+      <w:pPr>
+        <w:tabs>
+          <w:tab w:val="num" w:pos="2880"/>
+        </w:tabs>
+        <w:ind w:left="2880" w:hanging="360"/>
+      </w:pPr>
+      <w:rPr>
+        <w:rFonts w:ascii="Wingdings" w:hAnsi="Wingdings" w:hint="default"/>
+        <w:sz w:val="20"/>
+      </w:rPr>
+    </w:lvl>
+    <w:lvl w:ilvl="4" w:tentative="1">
+      <w:start w:val="1"/>
+      <w:numFmt w:val="bullet"/>
+      <w:lvlText w:val=""/>
+      <w:lvlJc w:val="left"/>
+      <w:pPr>
+        <w:tabs>
+          <w:tab w:val="num" w:pos="3600"/>
+        </w:tabs>
+        <w:ind w:left="3600" w:hanging="360"/>
+      </w:pPr>
+      <w:rPr>
+        <w:rFonts w:ascii="Wingdings" w:hAnsi="Wingdings" w:hint="default"/>
+        <w:sz w:val="20"/>
+      </w:rPr>
+    </w:lvl>
+    <w:lvl w:ilvl="5" w:tentative="1">
+      <w:start w:val="1"/>
+      <w:numFmt w:val="bullet"/>
+      <w:lvlText w:val=""/>
+      <w:lvlJc w:val="left"/>
+      <w:pPr>
+        <w:tabs>
+          <w:tab w:val="num" w:pos="4320"/>
+        </w:tabs>
+        <w:ind w:left="4320" w:hanging="360"/>
+      </w:pPr>
+      <w:rPr>
+        <w:rFonts w:ascii="Wingdings" w:hAnsi="Wingdings" w:hint="default"/>
+        <w:sz w:val="20"/>
+      </w:rPr>
+    </w:lvl>
+    <w:lvl w:ilvl="6" w:tentative="1">
+      <w:start w:val="1"/>
+      <w:numFmt w:val="bullet"/>
+      <w:lvlText w:val=""/>
+      <w:lvlJc w:val="left"/>
+      <w:pPr>
+        <w:tabs>
+          <w:tab w:val="num" w:pos="5040"/>
+        </w:tabs>
+        <w:ind w:left="5040" w:hanging="360"/>
+      </w:pPr>
+      <w:rPr>
+        <w:rFonts w:ascii="Wingdings" w:hAnsi="Wingdings" w:hint="default"/>
+        <w:sz w:val="20"/>
+      </w:rPr>
+    </w:lvl>
+    <w:lvl w:ilvl="7" w:tentative="1">
+      <w:start w:val="1"/>
+      <w:numFmt w:val="bullet"/>
+      <w:lvlText w:val=""/>
+      <w:lvlJc w:val="left"/>
+      <w:pPr>
+        <w:tabs>
+          <w:tab w:val="num" w:pos="5760"/>
+        </w:tabs>
+        <w:ind w:left="5760" w:hanging="360"/>
+      </w:pPr>
+      <w:rPr>
+        <w:rFonts w:ascii="Wingdings" w:hAnsi="Wingdings" w:hint="default"/>
+        <w:sz w:val="20"/>
+      </w:rPr>
+    </w:lvl>
+    <w:lvl w:ilvl="8" w:tentative="1">
+      <w:start w:val="1"/>
+      <w:numFmt w:val="bullet"/>
+      <w:lvlText w:val=""/>
+      <w:lvlJc w:val="left"/>
+      <w:pPr>
+        <w:tabs>
+          <w:tab w:val="num" w:pos="6480"/>
+        </w:tabs>
+        <w:ind w:left="6480" w:hanging="360"/>
+      </w:pPr>
+      <w:rPr>
+        <w:rFonts w:ascii="Wingdings" w:hAnsi="Wingdings" w:hint="default"/>
+        <w:sz w:val="20"/>
+      </w:rPr>
+    </w:lvl>
+  </w:abstractNum>
+  <w:abstractNum w:abstractNumId="12" w15:restartNumberingAfterBreak="0">
+    <w:nsid w:val="3D7F6535"/>
+    <w:multiLevelType w:val="hybridMultilevel"/>
+    <w:tmpl w:val="FBF6A858"/>
+    <w:lvl w:ilvl="0" w:tplc="0409001B">
+      <w:start w:val="1"/>
+      <w:numFmt w:val="lowerRoman"/>
+      <w:lvlText w:val="%1."/>
+      <w:lvlJc w:val="right"/>
+      <w:pPr>
+        <w:ind w:left="1440" w:hanging="360"/>
+      </w:pPr>
+    </w:lvl>
+    <w:lvl w:ilvl="1" w:tplc="04090019" w:tentative="1">
+      <w:start w:val="1"/>
+      <w:numFmt w:val="lowerLetter"/>
+      <w:lvlText w:val="%2."/>
+      <w:lvlJc w:val="left"/>
+      <w:pPr>
+        <w:ind w:left="2160" w:hanging="360"/>
+      </w:pPr>
+    </w:lvl>
+    <w:lvl w:ilvl="2" w:tplc="0409001B" w:tentative="1">
+      <w:start w:val="1"/>
+      <w:numFmt w:val="lowerRoman"/>
+      <w:lvlText w:val="%3."/>
+      <w:lvlJc w:val="right"/>
+      <w:pPr>
+        <w:ind w:left="2880" w:hanging="180"/>
+      </w:pPr>
+    </w:lvl>
+    <w:lvl w:ilvl="3" w:tplc="0409000F" w:tentative="1">
+      <w:start w:val="1"/>
+      <w:numFmt w:val="decimal"/>
+      <w:lvlText w:val="%4."/>
+      <w:lvlJc w:val="left"/>
+      <w:pPr>
+        <w:ind w:left="3600" w:hanging="360"/>
+      </w:pPr>
+    </w:lvl>
+    <w:lvl w:ilvl="4" w:tplc="04090019" w:tentative="1">
+      <w:start w:val="1"/>
+      <w:numFmt w:val="lowerLetter"/>
+      <w:lvlText w:val="%5."/>
+      <w:lvlJc w:val="left"/>
+      <w:pPr>
+        <w:ind w:left="4320" w:hanging="360"/>
+      </w:pPr>
+    </w:lvl>
+    <w:lvl w:ilvl="5" w:tplc="0409001B" w:tentative="1">
+      <w:start w:val="1"/>
+      <w:numFmt w:val="lowerRoman"/>
+      <w:lvlText w:val="%6."/>
+      <w:lvlJc w:val="right"/>
+      <w:pPr>
+        <w:ind w:left="5040" w:hanging="180"/>
+      </w:pPr>
+    </w:lvl>
+    <w:lvl w:ilvl="6" w:tplc="0409000F" w:tentative="1">
+      <w:start w:val="1"/>
+      <w:numFmt w:val="decimal"/>
+      <w:lvlText w:val="%7."/>
+      <w:lvlJc w:val="left"/>
+      <w:pPr>
+        <w:ind w:left="5760" w:hanging="360"/>
+      </w:pPr>
+    </w:lvl>
+    <w:lvl w:ilvl="7" w:tplc="04090019" w:tentative="1">
+      <w:start w:val="1"/>
+      <w:numFmt w:val="lowerLetter"/>
+      <w:lvlText w:val="%8."/>
+      <w:lvlJc w:val="left"/>
+      <w:pPr>
+        <w:ind w:left="6480" w:hanging="360"/>
+      </w:pPr>
+    </w:lvl>
+    <w:lvl w:ilvl="8" w:tplc="0409001B" w:tentative="1">
+      <w:start w:val="1"/>
+      <w:numFmt w:val="lowerRoman"/>
+      <w:lvlText w:val="%9."/>
+      <w:lvlJc w:val="right"/>
+      <w:pPr>
+        <w:ind w:left="7200" w:hanging="180"/>
+      </w:pPr>
+    </w:lvl>
+  </w:abstractNum>
+  <w:abstractNum w:abstractNumId="13" w15:restartNumberingAfterBreak="0">
     <w:nsid w:val="3FE7509C"/>
     <w:multiLevelType w:val="multilevel"/>
     <w:tmpl w:val="4EE4151C"/>
@@ -1631,7 +3421,93 @@
       </w:pPr>
     </w:lvl>
   </w:abstractNum>
-  <w:abstractNum w:abstractNumId="7" w15:restartNumberingAfterBreak="0">
+  <w:abstractNum w:abstractNumId="14" w15:restartNumberingAfterBreak="0">
+    <w:nsid w:val="4213193C"/>
+    <w:multiLevelType w:val="hybridMultilevel"/>
+    <w:tmpl w:val="95CE67FE"/>
+    <w:lvl w:ilvl="0" w:tplc="04090017">
+      <w:start w:val="1"/>
+      <w:numFmt w:val="lowerLetter"/>
+      <w:lvlText w:val="%1)"/>
+      <w:lvlJc w:val="left"/>
+      <w:pPr>
+        <w:ind w:left="1440" w:hanging="360"/>
+      </w:pPr>
+    </w:lvl>
+    <w:lvl w:ilvl="1" w:tplc="04090019" w:tentative="1">
+      <w:start w:val="1"/>
+      <w:numFmt w:val="lowerLetter"/>
+      <w:lvlText w:val="%2."/>
+      <w:lvlJc w:val="left"/>
+      <w:pPr>
+        <w:ind w:left="2160" w:hanging="360"/>
+      </w:pPr>
+    </w:lvl>
+    <w:lvl w:ilvl="2" w:tplc="0409001B" w:tentative="1">
+      <w:start w:val="1"/>
+      <w:numFmt w:val="lowerRoman"/>
+      <w:lvlText w:val="%3."/>
+      <w:lvlJc w:val="right"/>
+      <w:pPr>
+        <w:ind w:left="2880" w:hanging="180"/>
+      </w:pPr>
+    </w:lvl>
+    <w:lvl w:ilvl="3" w:tplc="0409000F" w:tentative="1">
+      <w:start w:val="1"/>
+      <w:numFmt w:val="decimal"/>
+      <w:lvlText w:val="%4."/>
+      <w:lvlJc w:val="left"/>
+      <w:pPr>
+        <w:ind w:left="3600" w:hanging="360"/>
+      </w:pPr>
+    </w:lvl>
+    <w:lvl w:ilvl="4" w:tplc="04090019" w:tentative="1">
+      <w:start w:val="1"/>
+      <w:numFmt w:val="lowerLetter"/>
+      <w:lvlText w:val="%5."/>
+      <w:lvlJc w:val="left"/>
+      <w:pPr>
+        <w:ind w:left="4320" w:hanging="360"/>
+      </w:pPr>
+    </w:lvl>
+    <w:lvl w:ilvl="5" w:tplc="0409001B" w:tentative="1">
+      <w:start w:val="1"/>
+      <w:numFmt w:val="lowerRoman"/>
+      <w:lvlText w:val="%6."/>
+      <w:lvlJc w:val="right"/>
+      <w:pPr>
+        <w:ind w:left="5040" w:hanging="180"/>
+      </w:pPr>
+    </w:lvl>
+    <w:lvl w:ilvl="6" w:tplc="0409000F" w:tentative="1">
+      <w:start w:val="1"/>
+      <w:numFmt w:val="decimal"/>
+      <w:lvlText w:val="%7."/>
+      <w:lvlJc w:val="left"/>
+      <w:pPr>
+        <w:ind w:left="5760" w:hanging="360"/>
+      </w:pPr>
+    </w:lvl>
+    <w:lvl w:ilvl="7" w:tplc="04090019" w:tentative="1">
+      <w:start w:val="1"/>
+      <w:numFmt w:val="lowerLetter"/>
+      <w:lvlText w:val="%8."/>
+      <w:lvlJc w:val="left"/>
+      <w:pPr>
+        <w:ind w:left="6480" w:hanging="360"/>
+      </w:pPr>
+    </w:lvl>
+    <w:lvl w:ilvl="8" w:tplc="0409001B" w:tentative="1">
+      <w:start w:val="1"/>
+      <w:numFmt w:val="lowerRoman"/>
+      <w:lvlText w:val="%9."/>
+      <w:lvlJc w:val="right"/>
+      <w:pPr>
+        <w:ind w:left="7200" w:hanging="180"/>
+      </w:pPr>
+    </w:lvl>
+  </w:abstractNum>
+  <w:abstractNum w:abstractNumId="15" w15:restartNumberingAfterBreak="0">
     <w:nsid w:val="42F629B7"/>
     <w:multiLevelType w:val="multilevel"/>
     <w:tmpl w:val="1F42B100"/>
@@ -1780,7 +3656,1171 @@
       </w:rPr>
     </w:lvl>
   </w:abstractNum>
-  <w:abstractNum w:abstractNumId="8" w15:restartNumberingAfterBreak="0">
+  <w:abstractNum w:abstractNumId="16" w15:restartNumberingAfterBreak="0">
+    <w:nsid w:val="453970F4"/>
+    <w:multiLevelType w:val="multilevel"/>
+    <w:tmpl w:val="1A80E090"/>
+    <w:lvl w:ilvl="0">
+      <w:start w:val="1"/>
+      <w:numFmt w:val="bullet"/>
+      <w:lvlText w:val=""/>
+      <w:lvlJc w:val="left"/>
+      <w:pPr>
+        <w:tabs>
+          <w:tab w:val="num" w:pos="720"/>
+        </w:tabs>
+        <w:ind w:left="720" w:hanging="360"/>
+      </w:pPr>
+      <w:rPr>
+        <w:rFonts w:ascii="Symbol" w:hAnsi="Symbol" w:hint="default"/>
+        <w:sz w:val="20"/>
+      </w:rPr>
+    </w:lvl>
+    <w:lvl w:ilvl="1" w:tentative="1">
+      <w:start w:val="1"/>
+      <w:numFmt w:val="bullet"/>
+      <w:lvlText w:val="o"/>
+      <w:lvlJc w:val="left"/>
+      <w:pPr>
+        <w:tabs>
+          <w:tab w:val="num" w:pos="1440"/>
+        </w:tabs>
+        <w:ind w:left="1440" w:hanging="360"/>
+      </w:pPr>
+      <w:rPr>
+        <w:rFonts w:ascii="Courier New" w:hAnsi="Courier New" w:hint="default"/>
+        <w:sz w:val="20"/>
+      </w:rPr>
+    </w:lvl>
+    <w:lvl w:ilvl="2" w:tentative="1">
+      <w:start w:val="1"/>
+      <w:numFmt w:val="bullet"/>
+      <w:lvlText w:val=""/>
+      <w:lvlJc w:val="left"/>
+      <w:pPr>
+        <w:tabs>
+          <w:tab w:val="num" w:pos="2160"/>
+        </w:tabs>
+        <w:ind w:left="2160" w:hanging="360"/>
+      </w:pPr>
+      <w:rPr>
+        <w:rFonts w:ascii="Wingdings" w:hAnsi="Wingdings" w:hint="default"/>
+        <w:sz w:val="20"/>
+      </w:rPr>
+    </w:lvl>
+    <w:lvl w:ilvl="3" w:tentative="1">
+      <w:start w:val="1"/>
+      <w:numFmt w:val="bullet"/>
+      <w:lvlText w:val=""/>
+      <w:lvlJc w:val="left"/>
+      <w:pPr>
+        <w:tabs>
+          <w:tab w:val="num" w:pos="2880"/>
+        </w:tabs>
+        <w:ind w:left="2880" w:hanging="360"/>
+      </w:pPr>
+      <w:rPr>
+        <w:rFonts w:ascii="Wingdings" w:hAnsi="Wingdings" w:hint="default"/>
+        <w:sz w:val="20"/>
+      </w:rPr>
+    </w:lvl>
+    <w:lvl w:ilvl="4" w:tentative="1">
+      <w:start w:val="1"/>
+      <w:numFmt w:val="bullet"/>
+      <w:lvlText w:val=""/>
+      <w:lvlJc w:val="left"/>
+      <w:pPr>
+        <w:tabs>
+          <w:tab w:val="num" w:pos="3600"/>
+        </w:tabs>
+        <w:ind w:left="3600" w:hanging="360"/>
+      </w:pPr>
+      <w:rPr>
+        <w:rFonts w:ascii="Wingdings" w:hAnsi="Wingdings" w:hint="default"/>
+        <w:sz w:val="20"/>
+      </w:rPr>
+    </w:lvl>
+    <w:lvl w:ilvl="5" w:tentative="1">
+      <w:start w:val="1"/>
+      <w:numFmt w:val="bullet"/>
+      <w:lvlText w:val=""/>
+      <w:lvlJc w:val="left"/>
+      <w:pPr>
+        <w:tabs>
+          <w:tab w:val="num" w:pos="4320"/>
+        </w:tabs>
+        <w:ind w:left="4320" w:hanging="360"/>
+      </w:pPr>
+      <w:rPr>
+        <w:rFonts w:ascii="Wingdings" w:hAnsi="Wingdings" w:hint="default"/>
+        <w:sz w:val="20"/>
+      </w:rPr>
+    </w:lvl>
+    <w:lvl w:ilvl="6" w:tentative="1">
+      <w:start w:val="1"/>
+      <w:numFmt w:val="bullet"/>
+      <w:lvlText w:val=""/>
+      <w:lvlJc w:val="left"/>
+      <w:pPr>
+        <w:tabs>
+          <w:tab w:val="num" w:pos="5040"/>
+        </w:tabs>
+        <w:ind w:left="5040" w:hanging="360"/>
+      </w:pPr>
+      <w:rPr>
+        <w:rFonts w:ascii="Wingdings" w:hAnsi="Wingdings" w:hint="default"/>
+        <w:sz w:val="20"/>
+      </w:rPr>
+    </w:lvl>
+    <w:lvl w:ilvl="7" w:tentative="1">
+      <w:start w:val="1"/>
+      <w:numFmt w:val="bullet"/>
+      <w:lvlText w:val=""/>
+      <w:lvlJc w:val="left"/>
+      <w:pPr>
+        <w:tabs>
+          <w:tab w:val="num" w:pos="5760"/>
+        </w:tabs>
+        <w:ind w:left="5760" w:hanging="360"/>
+      </w:pPr>
+      <w:rPr>
+        <w:rFonts w:ascii="Wingdings" w:hAnsi="Wingdings" w:hint="default"/>
+        <w:sz w:val="20"/>
+      </w:rPr>
+    </w:lvl>
+    <w:lvl w:ilvl="8" w:tentative="1">
+      <w:start w:val="1"/>
+      <w:numFmt w:val="bullet"/>
+      <w:lvlText w:val=""/>
+      <w:lvlJc w:val="left"/>
+      <w:pPr>
+        <w:tabs>
+          <w:tab w:val="num" w:pos="6480"/>
+        </w:tabs>
+        <w:ind w:left="6480" w:hanging="360"/>
+      </w:pPr>
+      <w:rPr>
+        <w:rFonts w:ascii="Wingdings" w:hAnsi="Wingdings" w:hint="default"/>
+        <w:sz w:val="20"/>
+      </w:rPr>
+    </w:lvl>
+  </w:abstractNum>
+  <w:abstractNum w:abstractNumId="17" w15:restartNumberingAfterBreak="0">
+    <w:nsid w:val="4C1203F1"/>
+    <w:multiLevelType w:val="multilevel"/>
+    <w:tmpl w:val="12D6EC1A"/>
+    <w:lvl w:ilvl="0">
+      <w:start w:val="1"/>
+      <w:numFmt w:val="decimal"/>
+      <w:lvlText w:val="%1."/>
+      <w:lvlJc w:val="left"/>
+      <w:pPr>
+        <w:tabs>
+          <w:tab w:val="num" w:pos="720"/>
+        </w:tabs>
+        <w:ind w:left="720" w:hanging="360"/>
+      </w:pPr>
+      <w:rPr>
+        <w:rFonts w:hint="default"/>
+      </w:rPr>
+    </w:lvl>
+    <w:lvl w:ilvl="1">
+      <w:start w:val="1"/>
+      <w:numFmt w:val="lowerRoman"/>
+      <w:lvlText w:val="%2."/>
+      <w:lvlJc w:val="right"/>
+      <w:pPr>
+        <w:ind w:left="1440" w:hanging="360"/>
+      </w:pPr>
+    </w:lvl>
+    <w:lvl w:ilvl="2">
+      <w:start w:val="1"/>
+      <w:numFmt w:val="decimal"/>
+      <w:lvlText w:val="%3."/>
+      <w:lvlJc w:val="left"/>
+      <w:pPr>
+        <w:tabs>
+          <w:tab w:val="num" w:pos="2160"/>
+        </w:tabs>
+        <w:ind w:left="2160" w:hanging="360"/>
+      </w:pPr>
+      <w:rPr>
+        <w:rFonts w:hint="default"/>
+      </w:rPr>
+    </w:lvl>
+    <w:lvl w:ilvl="3">
+      <w:start w:val="1"/>
+      <w:numFmt w:val="decimal"/>
+      <w:lvlText w:val="%4."/>
+      <w:lvlJc w:val="left"/>
+      <w:pPr>
+        <w:tabs>
+          <w:tab w:val="num" w:pos="2880"/>
+        </w:tabs>
+        <w:ind w:left="2880" w:hanging="360"/>
+      </w:pPr>
+      <w:rPr>
+        <w:rFonts w:hint="default"/>
+      </w:rPr>
+    </w:lvl>
+    <w:lvl w:ilvl="4">
+      <w:start w:val="1"/>
+      <w:numFmt w:val="decimal"/>
+      <w:lvlText w:val="%5."/>
+      <w:lvlJc w:val="left"/>
+      <w:pPr>
+        <w:tabs>
+          <w:tab w:val="num" w:pos="3600"/>
+        </w:tabs>
+        <w:ind w:left="3600" w:hanging="360"/>
+      </w:pPr>
+      <w:rPr>
+        <w:rFonts w:hint="default"/>
+      </w:rPr>
+    </w:lvl>
+    <w:lvl w:ilvl="5">
+      <w:start w:val="1"/>
+      <w:numFmt w:val="decimal"/>
+      <w:lvlText w:val="%6."/>
+      <w:lvlJc w:val="left"/>
+      <w:pPr>
+        <w:tabs>
+          <w:tab w:val="num" w:pos="4320"/>
+        </w:tabs>
+        <w:ind w:left="4320" w:hanging="360"/>
+      </w:pPr>
+      <w:rPr>
+        <w:rFonts w:hint="default"/>
+      </w:rPr>
+    </w:lvl>
+    <w:lvl w:ilvl="6">
+      <w:start w:val="1"/>
+      <w:numFmt w:val="decimal"/>
+      <w:lvlText w:val="%7."/>
+      <w:lvlJc w:val="left"/>
+      <w:pPr>
+        <w:tabs>
+          <w:tab w:val="num" w:pos="5040"/>
+        </w:tabs>
+        <w:ind w:left="5040" w:hanging="360"/>
+      </w:pPr>
+      <w:rPr>
+        <w:rFonts w:hint="default"/>
+      </w:rPr>
+    </w:lvl>
+    <w:lvl w:ilvl="7">
+      <w:start w:val="1"/>
+      <w:numFmt w:val="decimal"/>
+      <w:lvlText w:val="%8."/>
+      <w:lvlJc w:val="left"/>
+      <w:pPr>
+        <w:tabs>
+          <w:tab w:val="num" w:pos="5760"/>
+        </w:tabs>
+        <w:ind w:left="5760" w:hanging="360"/>
+      </w:pPr>
+      <w:rPr>
+        <w:rFonts w:hint="default"/>
+      </w:rPr>
+    </w:lvl>
+    <w:lvl w:ilvl="8">
+      <w:start w:val="1"/>
+      <w:numFmt w:val="decimal"/>
+      <w:lvlText w:val="%9."/>
+      <w:lvlJc w:val="left"/>
+      <w:pPr>
+        <w:tabs>
+          <w:tab w:val="num" w:pos="6480"/>
+        </w:tabs>
+        <w:ind w:left="6480" w:hanging="360"/>
+      </w:pPr>
+      <w:rPr>
+        <w:rFonts w:hint="default"/>
+      </w:rPr>
+    </w:lvl>
+  </w:abstractNum>
+  <w:abstractNum w:abstractNumId="18" w15:restartNumberingAfterBreak="0">
+    <w:nsid w:val="511025AD"/>
+    <w:multiLevelType w:val="hybridMultilevel"/>
+    <w:tmpl w:val="D7D6D572"/>
+    <w:lvl w:ilvl="0" w:tplc="0409001B">
+      <w:start w:val="1"/>
+      <w:numFmt w:val="lowerRoman"/>
+      <w:lvlText w:val="%1."/>
+      <w:lvlJc w:val="right"/>
+      <w:pPr>
+        <w:ind w:left="720" w:hanging="360"/>
+      </w:pPr>
+    </w:lvl>
+    <w:lvl w:ilvl="1" w:tplc="FFFFFFFF">
+      <w:start w:val="1"/>
+      <w:numFmt w:val="lowerLetter"/>
+      <w:lvlText w:val="%2."/>
+      <w:lvlJc w:val="left"/>
+      <w:pPr>
+        <w:ind w:left="1440" w:hanging="360"/>
+      </w:pPr>
+    </w:lvl>
+    <w:lvl w:ilvl="2" w:tplc="FFFFFFFF" w:tentative="1">
+      <w:start w:val="1"/>
+      <w:numFmt w:val="lowerRoman"/>
+      <w:lvlText w:val="%3."/>
+      <w:lvlJc w:val="right"/>
+      <w:pPr>
+        <w:ind w:left="2160" w:hanging="180"/>
+      </w:pPr>
+    </w:lvl>
+    <w:lvl w:ilvl="3" w:tplc="FFFFFFFF" w:tentative="1">
+      <w:start w:val="1"/>
+      <w:numFmt w:val="decimal"/>
+      <w:lvlText w:val="%4."/>
+      <w:lvlJc w:val="left"/>
+      <w:pPr>
+        <w:ind w:left="2880" w:hanging="360"/>
+      </w:pPr>
+    </w:lvl>
+    <w:lvl w:ilvl="4" w:tplc="FFFFFFFF" w:tentative="1">
+      <w:start w:val="1"/>
+      <w:numFmt w:val="lowerLetter"/>
+      <w:lvlText w:val="%5."/>
+      <w:lvlJc w:val="left"/>
+      <w:pPr>
+        <w:ind w:left="3600" w:hanging="360"/>
+      </w:pPr>
+    </w:lvl>
+    <w:lvl w:ilvl="5" w:tplc="FFFFFFFF" w:tentative="1">
+      <w:start w:val="1"/>
+      <w:numFmt w:val="lowerRoman"/>
+      <w:lvlText w:val="%6."/>
+      <w:lvlJc w:val="right"/>
+      <w:pPr>
+        <w:ind w:left="4320" w:hanging="180"/>
+      </w:pPr>
+    </w:lvl>
+    <w:lvl w:ilvl="6" w:tplc="FFFFFFFF" w:tentative="1">
+      <w:start w:val="1"/>
+      <w:numFmt w:val="decimal"/>
+      <w:lvlText w:val="%7."/>
+      <w:lvlJc w:val="left"/>
+      <w:pPr>
+        <w:ind w:left="5040" w:hanging="360"/>
+      </w:pPr>
+    </w:lvl>
+    <w:lvl w:ilvl="7" w:tplc="FFFFFFFF" w:tentative="1">
+      <w:start w:val="1"/>
+      <w:numFmt w:val="lowerLetter"/>
+      <w:lvlText w:val="%8."/>
+      <w:lvlJc w:val="left"/>
+      <w:pPr>
+        <w:ind w:left="5760" w:hanging="360"/>
+      </w:pPr>
+    </w:lvl>
+    <w:lvl w:ilvl="8" w:tplc="FFFFFFFF" w:tentative="1">
+      <w:start w:val="1"/>
+      <w:numFmt w:val="lowerRoman"/>
+      <w:lvlText w:val="%9."/>
+      <w:lvlJc w:val="right"/>
+      <w:pPr>
+        <w:ind w:left="6480" w:hanging="180"/>
+      </w:pPr>
+    </w:lvl>
+  </w:abstractNum>
+  <w:abstractNum w:abstractNumId="19" w15:restartNumberingAfterBreak="0">
+    <w:nsid w:val="511B2FC3"/>
+    <w:multiLevelType w:val="hybridMultilevel"/>
+    <w:tmpl w:val="25CED018"/>
+    <w:lvl w:ilvl="0" w:tplc="FFFFFFFF">
+      <w:start w:val="1"/>
+      <w:numFmt w:val="lowerRoman"/>
+      <w:lvlText w:val="%1."/>
+      <w:lvlJc w:val="right"/>
+      <w:pPr>
+        <w:ind w:left="720" w:hanging="360"/>
+      </w:pPr>
+    </w:lvl>
+    <w:lvl w:ilvl="1" w:tplc="0409001B">
+      <w:start w:val="1"/>
+      <w:numFmt w:val="lowerRoman"/>
+      <w:lvlText w:val="%2."/>
+      <w:lvlJc w:val="right"/>
+      <w:pPr>
+        <w:ind w:left="1440" w:hanging="360"/>
+      </w:pPr>
+    </w:lvl>
+    <w:lvl w:ilvl="2" w:tplc="FFFFFFFF" w:tentative="1">
+      <w:start w:val="1"/>
+      <w:numFmt w:val="lowerRoman"/>
+      <w:lvlText w:val="%3."/>
+      <w:lvlJc w:val="right"/>
+      <w:pPr>
+        <w:ind w:left="2160" w:hanging="180"/>
+      </w:pPr>
+    </w:lvl>
+    <w:lvl w:ilvl="3" w:tplc="FFFFFFFF" w:tentative="1">
+      <w:start w:val="1"/>
+      <w:numFmt w:val="decimal"/>
+      <w:lvlText w:val="%4."/>
+      <w:lvlJc w:val="left"/>
+      <w:pPr>
+        <w:ind w:left="2880" w:hanging="360"/>
+      </w:pPr>
+    </w:lvl>
+    <w:lvl w:ilvl="4" w:tplc="FFFFFFFF" w:tentative="1">
+      <w:start w:val="1"/>
+      <w:numFmt w:val="lowerLetter"/>
+      <w:lvlText w:val="%5."/>
+      <w:lvlJc w:val="left"/>
+      <w:pPr>
+        <w:ind w:left="3600" w:hanging="360"/>
+      </w:pPr>
+    </w:lvl>
+    <w:lvl w:ilvl="5" w:tplc="FFFFFFFF" w:tentative="1">
+      <w:start w:val="1"/>
+      <w:numFmt w:val="lowerRoman"/>
+      <w:lvlText w:val="%6."/>
+      <w:lvlJc w:val="right"/>
+      <w:pPr>
+        <w:ind w:left="4320" w:hanging="180"/>
+      </w:pPr>
+    </w:lvl>
+    <w:lvl w:ilvl="6" w:tplc="FFFFFFFF" w:tentative="1">
+      <w:start w:val="1"/>
+      <w:numFmt w:val="decimal"/>
+      <w:lvlText w:val="%7."/>
+      <w:lvlJc w:val="left"/>
+      <w:pPr>
+        <w:ind w:left="5040" w:hanging="360"/>
+      </w:pPr>
+    </w:lvl>
+    <w:lvl w:ilvl="7" w:tplc="FFFFFFFF" w:tentative="1">
+      <w:start w:val="1"/>
+      <w:numFmt w:val="lowerLetter"/>
+      <w:lvlText w:val="%8."/>
+      <w:lvlJc w:val="left"/>
+      <w:pPr>
+        <w:ind w:left="5760" w:hanging="360"/>
+      </w:pPr>
+    </w:lvl>
+    <w:lvl w:ilvl="8" w:tplc="FFFFFFFF" w:tentative="1">
+      <w:start w:val="1"/>
+      <w:numFmt w:val="lowerRoman"/>
+      <w:lvlText w:val="%9."/>
+      <w:lvlJc w:val="right"/>
+      <w:pPr>
+        <w:ind w:left="6480" w:hanging="180"/>
+      </w:pPr>
+    </w:lvl>
+  </w:abstractNum>
+  <w:abstractNum w:abstractNumId="20" w15:restartNumberingAfterBreak="0">
+    <w:nsid w:val="517427EA"/>
+    <w:multiLevelType w:val="hybridMultilevel"/>
+    <w:tmpl w:val="88A838B8"/>
+    <w:lvl w:ilvl="0" w:tplc="73E814A4">
+      <w:start w:val="1"/>
+      <w:numFmt w:val="decimal"/>
+      <w:lvlText w:val="%1."/>
+      <w:lvlJc w:val="left"/>
+      <w:pPr>
+        <w:ind w:left="720" w:hanging="360"/>
+      </w:pPr>
+      <w:rPr>
+        <w:b w:val="0"/>
+        <w:bCs w:val="0"/>
+      </w:rPr>
+    </w:lvl>
+    <w:lvl w:ilvl="1" w:tplc="04090019" w:tentative="1">
+      <w:start w:val="1"/>
+      <w:numFmt w:val="lowerLetter"/>
+      <w:lvlText w:val="%2."/>
+      <w:lvlJc w:val="left"/>
+      <w:pPr>
+        <w:ind w:left="1440" w:hanging="360"/>
+      </w:pPr>
+    </w:lvl>
+    <w:lvl w:ilvl="2" w:tplc="0409001B" w:tentative="1">
+      <w:start w:val="1"/>
+      <w:numFmt w:val="lowerRoman"/>
+      <w:lvlText w:val="%3."/>
+      <w:lvlJc w:val="right"/>
+      <w:pPr>
+        <w:ind w:left="2160" w:hanging="180"/>
+      </w:pPr>
+    </w:lvl>
+    <w:lvl w:ilvl="3" w:tplc="0409000F" w:tentative="1">
+      <w:start w:val="1"/>
+      <w:numFmt w:val="decimal"/>
+      <w:lvlText w:val="%4."/>
+      <w:lvlJc w:val="left"/>
+      <w:pPr>
+        <w:ind w:left="2880" w:hanging="360"/>
+      </w:pPr>
+    </w:lvl>
+    <w:lvl w:ilvl="4" w:tplc="04090019" w:tentative="1">
+      <w:start w:val="1"/>
+      <w:numFmt w:val="lowerLetter"/>
+      <w:lvlText w:val="%5."/>
+      <w:lvlJc w:val="left"/>
+      <w:pPr>
+        <w:ind w:left="3600" w:hanging="360"/>
+      </w:pPr>
+    </w:lvl>
+    <w:lvl w:ilvl="5" w:tplc="0409001B" w:tentative="1">
+      <w:start w:val="1"/>
+      <w:numFmt w:val="lowerRoman"/>
+      <w:lvlText w:val="%6."/>
+      <w:lvlJc w:val="right"/>
+      <w:pPr>
+        <w:ind w:left="4320" w:hanging="180"/>
+      </w:pPr>
+    </w:lvl>
+    <w:lvl w:ilvl="6" w:tplc="0409000F" w:tentative="1">
+      <w:start w:val="1"/>
+      <w:numFmt w:val="decimal"/>
+      <w:lvlText w:val="%7."/>
+      <w:lvlJc w:val="left"/>
+      <w:pPr>
+        <w:ind w:left="5040" w:hanging="360"/>
+      </w:pPr>
+    </w:lvl>
+    <w:lvl w:ilvl="7" w:tplc="04090019" w:tentative="1">
+      <w:start w:val="1"/>
+      <w:numFmt w:val="lowerLetter"/>
+      <w:lvlText w:val="%8."/>
+      <w:lvlJc w:val="left"/>
+      <w:pPr>
+        <w:ind w:left="5760" w:hanging="360"/>
+      </w:pPr>
+    </w:lvl>
+    <w:lvl w:ilvl="8" w:tplc="0409001B" w:tentative="1">
+      <w:start w:val="1"/>
+      <w:numFmt w:val="lowerRoman"/>
+      <w:lvlText w:val="%9."/>
+      <w:lvlJc w:val="right"/>
+      <w:pPr>
+        <w:ind w:left="6480" w:hanging="180"/>
+      </w:pPr>
+    </w:lvl>
+  </w:abstractNum>
+  <w:abstractNum w:abstractNumId="21" w15:restartNumberingAfterBreak="0">
+    <w:nsid w:val="5DB81624"/>
+    <w:multiLevelType w:val="hybridMultilevel"/>
+    <w:tmpl w:val="3D5E9E6A"/>
+    <w:lvl w:ilvl="0" w:tplc="0409000F">
+      <w:start w:val="1"/>
+      <w:numFmt w:val="decimal"/>
+      <w:lvlText w:val="%1."/>
+      <w:lvlJc w:val="left"/>
+      <w:pPr>
+        <w:ind w:left="720" w:hanging="360"/>
+      </w:pPr>
+    </w:lvl>
+    <w:lvl w:ilvl="1" w:tplc="04090019" w:tentative="1">
+      <w:start w:val="1"/>
+      <w:numFmt w:val="lowerLetter"/>
+      <w:lvlText w:val="%2."/>
+      <w:lvlJc w:val="left"/>
+      <w:pPr>
+        <w:ind w:left="1440" w:hanging="360"/>
+      </w:pPr>
+    </w:lvl>
+    <w:lvl w:ilvl="2" w:tplc="0409001B" w:tentative="1">
+      <w:start w:val="1"/>
+      <w:numFmt w:val="lowerRoman"/>
+      <w:lvlText w:val="%3."/>
+      <w:lvlJc w:val="right"/>
+      <w:pPr>
+        <w:ind w:left="2160" w:hanging="180"/>
+      </w:pPr>
+    </w:lvl>
+    <w:lvl w:ilvl="3" w:tplc="0409000F" w:tentative="1">
+      <w:start w:val="1"/>
+      <w:numFmt w:val="decimal"/>
+      <w:lvlText w:val="%4."/>
+      <w:lvlJc w:val="left"/>
+      <w:pPr>
+        <w:ind w:left="2880" w:hanging="360"/>
+      </w:pPr>
+    </w:lvl>
+    <w:lvl w:ilvl="4" w:tplc="04090019" w:tentative="1">
+      <w:start w:val="1"/>
+      <w:numFmt w:val="lowerLetter"/>
+      <w:lvlText w:val="%5."/>
+      <w:lvlJc w:val="left"/>
+      <w:pPr>
+        <w:ind w:left="3600" w:hanging="360"/>
+      </w:pPr>
+    </w:lvl>
+    <w:lvl w:ilvl="5" w:tplc="0409001B" w:tentative="1">
+      <w:start w:val="1"/>
+      <w:numFmt w:val="lowerRoman"/>
+      <w:lvlText w:val="%6."/>
+      <w:lvlJc w:val="right"/>
+      <w:pPr>
+        <w:ind w:left="4320" w:hanging="180"/>
+      </w:pPr>
+    </w:lvl>
+    <w:lvl w:ilvl="6" w:tplc="0409000F" w:tentative="1">
+      <w:start w:val="1"/>
+      <w:numFmt w:val="decimal"/>
+      <w:lvlText w:val="%7."/>
+      <w:lvlJc w:val="left"/>
+      <w:pPr>
+        <w:ind w:left="5040" w:hanging="360"/>
+      </w:pPr>
+    </w:lvl>
+    <w:lvl w:ilvl="7" w:tplc="04090019" w:tentative="1">
+      <w:start w:val="1"/>
+      <w:numFmt w:val="lowerLetter"/>
+      <w:lvlText w:val="%8."/>
+      <w:lvlJc w:val="left"/>
+      <w:pPr>
+        <w:ind w:left="5760" w:hanging="360"/>
+      </w:pPr>
+    </w:lvl>
+    <w:lvl w:ilvl="8" w:tplc="0409001B" w:tentative="1">
+      <w:start w:val="1"/>
+      <w:numFmt w:val="lowerRoman"/>
+      <w:lvlText w:val="%9."/>
+      <w:lvlJc w:val="right"/>
+      <w:pPr>
+        <w:ind w:left="6480" w:hanging="180"/>
+      </w:pPr>
+    </w:lvl>
+  </w:abstractNum>
+  <w:abstractNum w:abstractNumId="22" w15:restartNumberingAfterBreak="0">
+    <w:nsid w:val="60876BD7"/>
+    <w:multiLevelType w:val="multilevel"/>
+    <w:tmpl w:val="C1DE0DCA"/>
+    <w:lvl w:ilvl="0">
+      <w:start w:val="1"/>
+      <w:numFmt w:val="bullet"/>
+      <w:lvlText w:val=""/>
+      <w:lvlJc w:val="left"/>
+      <w:pPr>
+        <w:tabs>
+          <w:tab w:val="num" w:pos="720"/>
+        </w:tabs>
+        <w:ind w:left="720" w:hanging="360"/>
+      </w:pPr>
+      <w:rPr>
+        <w:rFonts w:ascii="Symbol" w:hAnsi="Symbol" w:hint="default"/>
+        <w:sz w:val="20"/>
+      </w:rPr>
+    </w:lvl>
+    <w:lvl w:ilvl="1" w:tentative="1">
+      <w:start w:val="1"/>
+      <w:numFmt w:val="bullet"/>
+      <w:lvlText w:val="o"/>
+      <w:lvlJc w:val="left"/>
+      <w:pPr>
+        <w:tabs>
+          <w:tab w:val="num" w:pos="1440"/>
+        </w:tabs>
+        <w:ind w:left="1440" w:hanging="360"/>
+      </w:pPr>
+      <w:rPr>
+        <w:rFonts w:ascii="Courier New" w:hAnsi="Courier New" w:hint="default"/>
+        <w:sz w:val="20"/>
+      </w:rPr>
+    </w:lvl>
+    <w:lvl w:ilvl="2" w:tentative="1">
+      <w:start w:val="1"/>
+      <w:numFmt w:val="bullet"/>
+      <w:lvlText w:val=""/>
+      <w:lvlJc w:val="left"/>
+      <w:pPr>
+        <w:tabs>
+          <w:tab w:val="num" w:pos="2160"/>
+        </w:tabs>
+        <w:ind w:left="2160" w:hanging="360"/>
+      </w:pPr>
+      <w:rPr>
+        <w:rFonts w:ascii="Wingdings" w:hAnsi="Wingdings" w:hint="default"/>
+        <w:sz w:val="20"/>
+      </w:rPr>
+    </w:lvl>
+    <w:lvl w:ilvl="3" w:tentative="1">
+      <w:start w:val="1"/>
+      <w:numFmt w:val="bullet"/>
+      <w:lvlText w:val=""/>
+      <w:lvlJc w:val="left"/>
+      <w:pPr>
+        <w:tabs>
+          <w:tab w:val="num" w:pos="2880"/>
+        </w:tabs>
+        <w:ind w:left="2880" w:hanging="360"/>
+      </w:pPr>
+      <w:rPr>
+        <w:rFonts w:ascii="Wingdings" w:hAnsi="Wingdings" w:hint="default"/>
+        <w:sz w:val="20"/>
+      </w:rPr>
+    </w:lvl>
+    <w:lvl w:ilvl="4" w:tentative="1">
+      <w:start w:val="1"/>
+      <w:numFmt w:val="bullet"/>
+      <w:lvlText w:val=""/>
+      <w:lvlJc w:val="left"/>
+      <w:pPr>
+        <w:tabs>
+          <w:tab w:val="num" w:pos="3600"/>
+        </w:tabs>
+        <w:ind w:left="3600" w:hanging="360"/>
+      </w:pPr>
+      <w:rPr>
+        <w:rFonts w:ascii="Wingdings" w:hAnsi="Wingdings" w:hint="default"/>
+        <w:sz w:val="20"/>
+      </w:rPr>
+    </w:lvl>
+    <w:lvl w:ilvl="5" w:tentative="1">
+      <w:start w:val="1"/>
+      <w:numFmt w:val="bullet"/>
+      <w:lvlText w:val=""/>
+      <w:lvlJc w:val="left"/>
+      <w:pPr>
+        <w:tabs>
+          <w:tab w:val="num" w:pos="4320"/>
+        </w:tabs>
+        <w:ind w:left="4320" w:hanging="360"/>
+      </w:pPr>
+      <w:rPr>
+        <w:rFonts w:ascii="Wingdings" w:hAnsi="Wingdings" w:hint="default"/>
+        <w:sz w:val="20"/>
+      </w:rPr>
+    </w:lvl>
+    <w:lvl w:ilvl="6" w:tentative="1">
+      <w:start w:val="1"/>
+      <w:numFmt w:val="bullet"/>
+      <w:lvlText w:val=""/>
+      <w:lvlJc w:val="left"/>
+      <w:pPr>
+        <w:tabs>
+          <w:tab w:val="num" w:pos="5040"/>
+        </w:tabs>
+        <w:ind w:left="5040" w:hanging="360"/>
+      </w:pPr>
+      <w:rPr>
+        <w:rFonts w:ascii="Wingdings" w:hAnsi="Wingdings" w:hint="default"/>
+        <w:sz w:val="20"/>
+      </w:rPr>
+    </w:lvl>
+    <w:lvl w:ilvl="7" w:tentative="1">
+      <w:start w:val="1"/>
+      <w:numFmt w:val="bullet"/>
+      <w:lvlText w:val=""/>
+      <w:lvlJc w:val="left"/>
+      <w:pPr>
+        <w:tabs>
+          <w:tab w:val="num" w:pos="5760"/>
+        </w:tabs>
+        <w:ind w:left="5760" w:hanging="360"/>
+      </w:pPr>
+      <w:rPr>
+        <w:rFonts w:ascii="Wingdings" w:hAnsi="Wingdings" w:hint="default"/>
+        <w:sz w:val="20"/>
+      </w:rPr>
+    </w:lvl>
+    <w:lvl w:ilvl="8" w:tentative="1">
+      <w:start w:val="1"/>
+      <w:numFmt w:val="bullet"/>
+      <w:lvlText w:val=""/>
+      <w:lvlJc w:val="left"/>
+      <w:pPr>
+        <w:tabs>
+          <w:tab w:val="num" w:pos="6480"/>
+        </w:tabs>
+        <w:ind w:left="6480" w:hanging="360"/>
+      </w:pPr>
+      <w:rPr>
+        <w:rFonts w:ascii="Wingdings" w:hAnsi="Wingdings" w:hint="default"/>
+        <w:sz w:val="20"/>
+      </w:rPr>
+    </w:lvl>
+  </w:abstractNum>
+  <w:abstractNum w:abstractNumId="23" w15:restartNumberingAfterBreak="0">
+    <w:nsid w:val="66690E38"/>
+    <w:multiLevelType w:val="multilevel"/>
+    <w:tmpl w:val="64F6C962"/>
+    <w:lvl w:ilvl="0">
+      <w:start w:val="1"/>
+      <w:numFmt w:val="bullet"/>
+      <w:lvlText w:val=""/>
+      <w:lvlJc w:val="left"/>
+      <w:pPr>
+        <w:tabs>
+          <w:tab w:val="num" w:pos="720"/>
+        </w:tabs>
+        <w:ind w:left="720" w:hanging="360"/>
+      </w:pPr>
+      <w:rPr>
+        <w:rFonts w:ascii="Symbol" w:hAnsi="Symbol" w:hint="default"/>
+        <w:sz w:val="20"/>
+      </w:rPr>
+    </w:lvl>
+    <w:lvl w:ilvl="1" w:tentative="1">
+      <w:start w:val="1"/>
+      <w:numFmt w:val="bullet"/>
+      <w:lvlText w:val="o"/>
+      <w:lvlJc w:val="left"/>
+      <w:pPr>
+        <w:tabs>
+          <w:tab w:val="num" w:pos="1440"/>
+        </w:tabs>
+        <w:ind w:left="1440" w:hanging="360"/>
+      </w:pPr>
+      <w:rPr>
+        <w:rFonts w:ascii="Courier New" w:hAnsi="Courier New" w:hint="default"/>
+        <w:sz w:val="20"/>
+      </w:rPr>
+    </w:lvl>
+    <w:lvl w:ilvl="2" w:tentative="1">
+      <w:start w:val="1"/>
+      <w:numFmt w:val="bullet"/>
+      <w:lvlText w:val=""/>
+      <w:lvlJc w:val="left"/>
+      <w:pPr>
+        <w:tabs>
+          <w:tab w:val="num" w:pos="2160"/>
+        </w:tabs>
+        <w:ind w:left="2160" w:hanging="360"/>
+      </w:pPr>
+      <w:rPr>
+        <w:rFonts w:ascii="Wingdings" w:hAnsi="Wingdings" w:hint="default"/>
+        <w:sz w:val="20"/>
+      </w:rPr>
+    </w:lvl>
+    <w:lvl w:ilvl="3" w:tentative="1">
+      <w:start w:val="1"/>
+      <w:numFmt w:val="bullet"/>
+      <w:lvlText w:val=""/>
+      <w:lvlJc w:val="left"/>
+      <w:pPr>
+        <w:tabs>
+          <w:tab w:val="num" w:pos="2880"/>
+        </w:tabs>
+        <w:ind w:left="2880" w:hanging="360"/>
+      </w:pPr>
+      <w:rPr>
+        <w:rFonts w:ascii="Wingdings" w:hAnsi="Wingdings" w:hint="default"/>
+        <w:sz w:val="20"/>
+      </w:rPr>
+    </w:lvl>
+    <w:lvl w:ilvl="4" w:tentative="1">
+      <w:start w:val="1"/>
+      <w:numFmt w:val="bullet"/>
+      <w:lvlText w:val=""/>
+      <w:lvlJc w:val="left"/>
+      <w:pPr>
+        <w:tabs>
+          <w:tab w:val="num" w:pos="3600"/>
+        </w:tabs>
+        <w:ind w:left="3600" w:hanging="360"/>
+      </w:pPr>
+      <w:rPr>
+        <w:rFonts w:ascii="Wingdings" w:hAnsi="Wingdings" w:hint="default"/>
+        <w:sz w:val="20"/>
+      </w:rPr>
+    </w:lvl>
+    <w:lvl w:ilvl="5" w:tentative="1">
+      <w:start w:val="1"/>
+      <w:numFmt w:val="bullet"/>
+      <w:lvlText w:val=""/>
+      <w:lvlJc w:val="left"/>
+      <w:pPr>
+        <w:tabs>
+          <w:tab w:val="num" w:pos="4320"/>
+        </w:tabs>
+        <w:ind w:left="4320" w:hanging="360"/>
+      </w:pPr>
+      <w:rPr>
+        <w:rFonts w:ascii="Wingdings" w:hAnsi="Wingdings" w:hint="default"/>
+        <w:sz w:val="20"/>
+      </w:rPr>
+    </w:lvl>
+    <w:lvl w:ilvl="6" w:tentative="1">
+      <w:start w:val="1"/>
+      <w:numFmt w:val="bullet"/>
+      <w:lvlText w:val=""/>
+      <w:lvlJc w:val="left"/>
+      <w:pPr>
+        <w:tabs>
+          <w:tab w:val="num" w:pos="5040"/>
+        </w:tabs>
+        <w:ind w:left="5040" w:hanging="360"/>
+      </w:pPr>
+      <w:rPr>
+        <w:rFonts w:ascii="Wingdings" w:hAnsi="Wingdings" w:hint="default"/>
+        <w:sz w:val="20"/>
+      </w:rPr>
+    </w:lvl>
+    <w:lvl w:ilvl="7" w:tentative="1">
+      <w:start w:val="1"/>
+      <w:numFmt w:val="bullet"/>
+      <w:lvlText w:val=""/>
+      <w:lvlJc w:val="left"/>
+      <w:pPr>
+        <w:tabs>
+          <w:tab w:val="num" w:pos="5760"/>
+        </w:tabs>
+        <w:ind w:left="5760" w:hanging="360"/>
+      </w:pPr>
+      <w:rPr>
+        <w:rFonts w:ascii="Wingdings" w:hAnsi="Wingdings" w:hint="default"/>
+        <w:sz w:val="20"/>
+      </w:rPr>
+    </w:lvl>
+    <w:lvl w:ilvl="8" w:tentative="1">
+      <w:start w:val="1"/>
+      <w:numFmt w:val="bullet"/>
+      <w:lvlText w:val=""/>
+      <w:lvlJc w:val="left"/>
+      <w:pPr>
+        <w:tabs>
+          <w:tab w:val="num" w:pos="6480"/>
+        </w:tabs>
+        <w:ind w:left="6480" w:hanging="360"/>
+      </w:pPr>
+      <w:rPr>
+        <w:rFonts w:ascii="Wingdings" w:hAnsi="Wingdings" w:hint="default"/>
+        <w:sz w:val="20"/>
+      </w:rPr>
+    </w:lvl>
+  </w:abstractNum>
+  <w:abstractNum w:abstractNumId="24" w15:restartNumberingAfterBreak="0">
+    <w:nsid w:val="6B660102"/>
+    <w:multiLevelType w:val="hybridMultilevel"/>
+    <w:tmpl w:val="8BCEEC42"/>
+    <w:lvl w:ilvl="0" w:tplc="0409001B">
+      <w:start w:val="1"/>
+      <w:numFmt w:val="lowerRoman"/>
+      <w:lvlText w:val="%1."/>
+      <w:lvlJc w:val="right"/>
+      <w:pPr>
+        <w:ind w:left="1440" w:hanging="360"/>
+      </w:pPr>
+    </w:lvl>
+    <w:lvl w:ilvl="1" w:tplc="FFFFFFFF" w:tentative="1">
+      <w:start w:val="1"/>
+      <w:numFmt w:val="lowerLetter"/>
+      <w:lvlText w:val="%2."/>
+      <w:lvlJc w:val="left"/>
+      <w:pPr>
+        <w:ind w:left="2160" w:hanging="360"/>
+      </w:pPr>
+    </w:lvl>
+    <w:lvl w:ilvl="2" w:tplc="FFFFFFFF" w:tentative="1">
+      <w:start w:val="1"/>
+      <w:numFmt w:val="lowerRoman"/>
+      <w:lvlText w:val="%3."/>
+      <w:lvlJc w:val="right"/>
+      <w:pPr>
+        <w:ind w:left="2880" w:hanging="180"/>
+      </w:pPr>
+    </w:lvl>
+    <w:lvl w:ilvl="3" w:tplc="FFFFFFFF" w:tentative="1">
+      <w:start w:val="1"/>
+      <w:numFmt w:val="decimal"/>
+      <w:lvlText w:val="%4."/>
+      <w:lvlJc w:val="left"/>
+      <w:pPr>
+        <w:ind w:left="3600" w:hanging="360"/>
+      </w:pPr>
+    </w:lvl>
+    <w:lvl w:ilvl="4" w:tplc="FFFFFFFF" w:tentative="1">
+      <w:start w:val="1"/>
+      <w:numFmt w:val="lowerLetter"/>
+      <w:lvlText w:val="%5."/>
+      <w:lvlJc w:val="left"/>
+      <w:pPr>
+        <w:ind w:left="4320" w:hanging="360"/>
+      </w:pPr>
+    </w:lvl>
+    <w:lvl w:ilvl="5" w:tplc="FFFFFFFF" w:tentative="1">
+      <w:start w:val="1"/>
+      <w:numFmt w:val="lowerRoman"/>
+      <w:lvlText w:val="%6."/>
+      <w:lvlJc w:val="right"/>
+      <w:pPr>
+        <w:ind w:left="5040" w:hanging="180"/>
+      </w:pPr>
+    </w:lvl>
+    <w:lvl w:ilvl="6" w:tplc="FFFFFFFF" w:tentative="1">
+      <w:start w:val="1"/>
+      <w:numFmt w:val="decimal"/>
+      <w:lvlText w:val="%7."/>
+      <w:lvlJc w:val="left"/>
+      <w:pPr>
+        <w:ind w:left="5760" w:hanging="360"/>
+      </w:pPr>
+    </w:lvl>
+    <w:lvl w:ilvl="7" w:tplc="FFFFFFFF" w:tentative="1">
+      <w:start w:val="1"/>
+      <w:numFmt w:val="lowerLetter"/>
+      <w:lvlText w:val="%8."/>
+      <w:lvlJc w:val="left"/>
+      <w:pPr>
+        <w:ind w:left="6480" w:hanging="360"/>
+      </w:pPr>
+    </w:lvl>
+    <w:lvl w:ilvl="8" w:tplc="FFFFFFFF" w:tentative="1">
+      <w:start w:val="1"/>
+      <w:numFmt w:val="lowerRoman"/>
+      <w:lvlText w:val="%9."/>
+      <w:lvlJc w:val="right"/>
+      <w:pPr>
+        <w:ind w:left="7200" w:hanging="180"/>
+      </w:pPr>
+    </w:lvl>
+  </w:abstractNum>
+  <w:abstractNum w:abstractNumId="25" w15:restartNumberingAfterBreak="0">
+    <w:nsid w:val="6EB149C2"/>
+    <w:multiLevelType w:val="multilevel"/>
+    <w:tmpl w:val="D8500380"/>
+    <w:lvl w:ilvl="0">
+      <w:start w:val="1"/>
+      <w:numFmt w:val="bullet"/>
+      <w:lvlText w:val=""/>
+      <w:lvlJc w:val="left"/>
+      <w:pPr>
+        <w:tabs>
+          <w:tab w:val="num" w:pos="720"/>
+        </w:tabs>
+        <w:ind w:left="720" w:hanging="360"/>
+      </w:pPr>
+      <w:rPr>
+        <w:rFonts w:ascii="Symbol" w:hAnsi="Symbol" w:hint="default"/>
+        <w:sz w:val="20"/>
+      </w:rPr>
+    </w:lvl>
+    <w:lvl w:ilvl="1" w:tentative="1">
+      <w:start w:val="1"/>
+      <w:numFmt w:val="bullet"/>
+      <w:lvlText w:val="o"/>
+      <w:lvlJc w:val="left"/>
+      <w:pPr>
+        <w:tabs>
+          <w:tab w:val="num" w:pos="1440"/>
+        </w:tabs>
+        <w:ind w:left="1440" w:hanging="360"/>
+      </w:pPr>
+      <w:rPr>
+        <w:rFonts w:ascii="Courier New" w:hAnsi="Courier New" w:hint="default"/>
+        <w:sz w:val="20"/>
+      </w:rPr>
+    </w:lvl>
+    <w:lvl w:ilvl="2" w:tentative="1">
+      <w:start w:val="1"/>
+      <w:numFmt w:val="bullet"/>
+      <w:lvlText w:val=""/>
+      <w:lvlJc w:val="left"/>
+      <w:pPr>
+        <w:tabs>
+          <w:tab w:val="num" w:pos="2160"/>
+        </w:tabs>
+        <w:ind w:left="2160" w:hanging="360"/>
+      </w:pPr>
+      <w:rPr>
+        <w:rFonts w:ascii="Wingdings" w:hAnsi="Wingdings" w:hint="default"/>
+        <w:sz w:val="20"/>
+      </w:rPr>
+    </w:lvl>
+    <w:lvl w:ilvl="3" w:tentative="1">
+      <w:start w:val="1"/>
+      <w:numFmt w:val="bullet"/>
+      <w:lvlText w:val=""/>
+      <w:lvlJc w:val="left"/>
+      <w:pPr>
+        <w:tabs>
+          <w:tab w:val="num" w:pos="2880"/>
+        </w:tabs>
+        <w:ind w:left="2880" w:hanging="360"/>
+      </w:pPr>
+      <w:rPr>
+        <w:rFonts w:ascii="Wingdings" w:hAnsi="Wingdings" w:hint="default"/>
+        <w:sz w:val="20"/>
+      </w:rPr>
+    </w:lvl>
+    <w:lvl w:ilvl="4" w:tentative="1">
+      <w:start w:val="1"/>
+      <w:numFmt w:val="bullet"/>
+      <w:lvlText w:val=""/>
+      <w:lvlJc w:val="left"/>
+      <w:pPr>
+        <w:tabs>
+          <w:tab w:val="num" w:pos="3600"/>
+        </w:tabs>
+        <w:ind w:left="3600" w:hanging="360"/>
+      </w:pPr>
+      <w:rPr>
+        <w:rFonts w:ascii="Wingdings" w:hAnsi="Wingdings" w:hint="default"/>
+        <w:sz w:val="20"/>
+      </w:rPr>
+    </w:lvl>
+    <w:lvl w:ilvl="5" w:tentative="1">
+      <w:start w:val="1"/>
+      <w:numFmt w:val="bullet"/>
+      <w:lvlText w:val=""/>
+      <w:lvlJc w:val="left"/>
+      <w:pPr>
+        <w:tabs>
+          <w:tab w:val="num" w:pos="4320"/>
+        </w:tabs>
+        <w:ind w:left="4320" w:hanging="360"/>
+      </w:pPr>
+      <w:rPr>
+        <w:rFonts w:ascii="Wingdings" w:hAnsi="Wingdings" w:hint="default"/>
+        <w:sz w:val="20"/>
+      </w:rPr>
+    </w:lvl>
+    <w:lvl w:ilvl="6" w:tentative="1">
+      <w:start w:val="1"/>
+      <w:numFmt w:val="bullet"/>
+      <w:lvlText w:val=""/>
+      <w:lvlJc w:val="left"/>
+      <w:pPr>
+        <w:tabs>
+          <w:tab w:val="num" w:pos="5040"/>
+        </w:tabs>
+        <w:ind w:left="5040" w:hanging="360"/>
+      </w:pPr>
+      <w:rPr>
+        <w:rFonts w:ascii="Wingdings" w:hAnsi="Wingdings" w:hint="default"/>
+        <w:sz w:val="20"/>
+      </w:rPr>
+    </w:lvl>
+    <w:lvl w:ilvl="7" w:tentative="1">
+      <w:start w:val="1"/>
+      <w:numFmt w:val="bullet"/>
+      <w:lvlText w:val=""/>
+      <w:lvlJc w:val="left"/>
+      <w:pPr>
+        <w:tabs>
+          <w:tab w:val="num" w:pos="5760"/>
+        </w:tabs>
+        <w:ind w:left="5760" w:hanging="360"/>
+      </w:pPr>
+      <w:rPr>
+        <w:rFonts w:ascii="Wingdings" w:hAnsi="Wingdings" w:hint="default"/>
+        <w:sz w:val="20"/>
+      </w:rPr>
+    </w:lvl>
+    <w:lvl w:ilvl="8" w:tentative="1">
+      <w:start w:val="1"/>
+      <w:numFmt w:val="bullet"/>
+      <w:lvlText w:val=""/>
+      <w:lvlJc w:val="left"/>
+      <w:pPr>
+        <w:tabs>
+          <w:tab w:val="num" w:pos="6480"/>
+        </w:tabs>
+        <w:ind w:left="6480" w:hanging="360"/>
+      </w:pPr>
+      <w:rPr>
+        <w:rFonts w:ascii="Wingdings" w:hAnsi="Wingdings" w:hint="default"/>
+        <w:sz w:val="20"/>
+      </w:rPr>
+    </w:lvl>
+  </w:abstractNum>
+  <w:abstractNum w:abstractNumId="26" w15:restartNumberingAfterBreak="0">
     <w:nsid w:val="6EFB64CC"/>
     <w:multiLevelType w:val="multilevel"/>
     <w:tmpl w:val="D81EB7E6"/>
@@ -1901,7 +4941,7 @@
       </w:pPr>
     </w:lvl>
   </w:abstractNum>
-  <w:abstractNum w:abstractNumId="9" w15:restartNumberingAfterBreak="0">
+  <w:abstractNum w:abstractNumId="27" w15:restartNumberingAfterBreak="0">
     <w:nsid w:val="72F61179"/>
     <w:multiLevelType w:val="multilevel"/>
     <w:tmpl w:val="28ACAA84"/>
@@ -2016,6 +5056,155 @@
         </w:tabs>
         <w:ind w:left="6480" w:hanging="360"/>
       </w:pPr>
+    </w:lvl>
+  </w:abstractNum>
+  <w:abstractNum w:abstractNumId="28" w15:restartNumberingAfterBreak="0">
+    <w:nsid w:val="7C046643"/>
+    <w:multiLevelType w:val="multilevel"/>
+    <w:tmpl w:val="C458F348"/>
+    <w:lvl w:ilvl="0">
+      <w:start w:val="1"/>
+      <w:numFmt w:val="bullet"/>
+      <w:lvlText w:val=""/>
+      <w:lvlJc w:val="left"/>
+      <w:pPr>
+        <w:tabs>
+          <w:tab w:val="num" w:pos="720"/>
+        </w:tabs>
+        <w:ind w:left="720" w:hanging="360"/>
+      </w:pPr>
+      <w:rPr>
+        <w:rFonts w:ascii="Symbol" w:hAnsi="Symbol" w:hint="default"/>
+        <w:sz w:val="20"/>
+      </w:rPr>
+    </w:lvl>
+    <w:lvl w:ilvl="1" w:tentative="1">
+      <w:start w:val="1"/>
+      <w:numFmt w:val="bullet"/>
+      <w:lvlText w:val="o"/>
+      <w:lvlJc w:val="left"/>
+      <w:pPr>
+        <w:tabs>
+          <w:tab w:val="num" w:pos="1440"/>
+        </w:tabs>
+        <w:ind w:left="1440" w:hanging="360"/>
+      </w:pPr>
+      <w:rPr>
+        <w:rFonts w:ascii="Courier New" w:hAnsi="Courier New" w:hint="default"/>
+        <w:sz w:val="20"/>
+      </w:rPr>
+    </w:lvl>
+    <w:lvl w:ilvl="2" w:tentative="1">
+      <w:start w:val="1"/>
+      <w:numFmt w:val="bullet"/>
+      <w:lvlText w:val=""/>
+      <w:lvlJc w:val="left"/>
+      <w:pPr>
+        <w:tabs>
+          <w:tab w:val="num" w:pos="2160"/>
+        </w:tabs>
+        <w:ind w:left="2160" w:hanging="360"/>
+      </w:pPr>
+      <w:rPr>
+        <w:rFonts w:ascii="Wingdings" w:hAnsi="Wingdings" w:hint="default"/>
+        <w:sz w:val="20"/>
+      </w:rPr>
+    </w:lvl>
+    <w:lvl w:ilvl="3" w:tentative="1">
+      <w:start w:val="1"/>
+      <w:numFmt w:val="bullet"/>
+      <w:lvlText w:val=""/>
+      <w:lvlJc w:val="left"/>
+      <w:pPr>
+        <w:tabs>
+          <w:tab w:val="num" w:pos="2880"/>
+        </w:tabs>
+        <w:ind w:left="2880" w:hanging="360"/>
+      </w:pPr>
+      <w:rPr>
+        <w:rFonts w:ascii="Wingdings" w:hAnsi="Wingdings" w:hint="default"/>
+        <w:sz w:val="20"/>
+      </w:rPr>
+    </w:lvl>
+    <w:lvl w:ilvl="4" w:tentative="1">
+      <w:start w:val="1"/>
+      <w:numFmt w:val="bullet"/>
+      <w:lvlText w:val=""/>
+      <w:lvlJc w:val="left"/>
+      <w:pPr>
+        <w:tabs>
+          <w:tab w:val="num" w:pos="3600"/>
+        </w:tabs>
+        <w:ind w:left="3600" w:hanging="360"/>
+      </w:pPr>
+      <w:rPr>
+        <w:rFonts w:ascii="Wingdings" w:hAnsi="Wingdings" w:hint="default"/>
+        <w:sz w:val="20"/>
+      </w:rPr>
+    </w:lvl>
+    <w:lvl w:ilvl="5" w:tentative="1">
+      <w:start w:val="1"/>
+      <w:numFmt w:val="bullet"/>
+      <w:lvlText w:val=""/>
+      <w:lvlJc w:val="left"/>
+      <w:pPr>
+        <w:tabs>
+          <w:tab w:val="num" w:pos="4320"/>
+        </w:tabs>
+        <w:ind w:left="4320" w:hanging="360"/>
+      </w:pPr>
+      <w:rPr>
+        <w:rFonts w:ascii="Wingdings" w:hAnsi="Wingdings" w:hint="default"/>
+        <w:sz w:val="20"/>
+      </w:rPr>
+    </w:lvl>
+    <w:lvl w:ilvl="6" w:tentative="1">
+      <w:start w:val="1"/>
+      <w:numFmt w:val="bullet"/>
+      <w:lvlText w:val=""/>
+      <w:lvlJc w:val="left"/>
+      <w:pPr>
+        <w:tabs>
+          <w:tab w:val="num" w:pos="5040"/>
+        </w:tabs>
+        <w:ind w:left="5040" w:hanging="360"/>
+      </w:pPr>
+      <w:rPr>
+        <w:rFonts w:ascii="Wingdings" w:hAnsi="Wingdings" w:hint="default"/>
+        <w:sz w:val="20"/>
+      </w:rPr>
+    </w:lvl>
+    <w:lvl w:ilvl="7" w:tentative="1">
+      <w:start w:val="1"/>
+      <w:numFmt w:val="bullet"/>
+      <w:lvlText w:val=""/>
+      <w:lvlJc w:val="left"/>
+      <w:pPr>
+        <w:tabs>
+          <w:tab w:val="num" w:pos="5760"/>
+        </w:tabs>
+        <w:ind w:left="5760" w:hanging="360"/>
+      </w:pPr>
+      <w:rPr>
+        <w:rFonts w:ascii="Wingdings" w:hAnsi="Wingdings" w:hint="default"/>
+        <w:sz w:val="20"/>
+      </w:rPr>
+    </w:lvl>
+    <w:lvl w:ilvl="8" w:tentative="1">
+      <w:start w:val="1"/>
+      <w:numFmt w:val="bullet"/>
+      <w:lvlText w:val=""/>
+      <w:lvlJc w:val="left"/>
+      <w:pPr>
+        <w:tabs>
+          <w:tab w:val="num" w:pos="6480"/>
+        </w:tabs>
+        <w:ind w:left="6480" w:hanging="360"/>
+      </w:pPr>
+      <w:rPr>
+        <w:rFonts w:ascii="Wingdings" w:hAnsi="Wingdings" w:hint="default"/>
+        <w:sz w:val="20"/>
+      </w:rPr>
     </w:lvl>
   </w:abstractNum>
   <w:num w:numId="1" w16cid:durableId="2140029479">
@@ -2025,28 +5214,85 @@
     <w:abstractNumId w:val="0"/>
   </w:num>
   <w:num w:numId="3" w16cid:durableId="620261063">
+    <w:abstractNumId w:val="26"/>
+  </w:num>
+  <w:num w:numId="4" w16cid:durableId="303588036">
+    <w:abstractNumId w:val="3"/>
+  </w:num>
+  <w:num w:numId="5" w16cid:durableId="467403112">
+    <w:abstractNumId w:val="13"/>
+  </w:num>
+  <w:num w:numId="6" w16cid:durableId="341469109">
+    <w:abstractNumId w:val="5"/>
+  </w:num>
+  <w:num w:numId="7" w16cid:durableId="1217930268">
+    <w:abstractNumId w:val="6"/>
+  </w:num>
+  <w:num w:numId="8" w16cid:durableId="26293134">
+    <w:abstractNumId w:val="27"/>
+  </w:num>
+  <w:num w:numId="9" w16cid:durableId="2085639943">
+    <w:abstractNumId w:val="15"/>
+  </w:num>
+  <w:num w:numId="10" w16cid:durableId="1153377646">
+    <w:abstractNumId w:val="10"/>
+  </w:num>
+  <w:num w:numId="11" w16cid:durableId="1369375449">
+    <w:abstractNumId w:val="25"/>
+  </w:num>
+  <w:num w:numId="12" w16cid:durableId="560795255">
+    <w:abstractNumId w:val="23"/>
+  </w:num>
+  <w:num w:numId="13" w16cid:durableId="1767337783">
+    <w:abstractNumId w:val="20"/>
+  </w:num>
+  <w:num w:numId="14" w16cid:durableId="1208642248">
+    <w:abstractNumId w:val="11"/>
+  </w:num>
+  <w:num w:numId="15" w16cid:durableId="1280181189">
+    <w:abstractNumId w:val="16"/>
+  </w:num>
+  <w:num w:numId="16" w16cid:durableId="1533492984">
+    <w:abstractNumId w:val="9"/>
+  </w:num>
+  <w:num w:numId="17" w16cid:durableId="1296642940">
+    <w:abstractNumId w:val="28"/>
+  </w:num>
+  <w:num w:numId="18" w16cid:durableId="269750023">
     <w:abstractNumId w:val="8"/>
   </w:num>
-  <w:num w:numId="4" w16cid:durableId="303588036">
+  <w:num w:numId="19" w16cid:durableId="948121349">
+    <w:abstractNumId w:val="22"/>
+  </w:num>
+  <w:num w:numId="20" w16cid:durableId="1955012173">
     <w:abstractNumId w:val="2"/>
   </w:num>
-  <w:num w:numId="5" w16cid:durableId="467403112">
-    <w:abstractNumId w:val="6"/>
+  <w:num w:numId="21" w16cid:durableId="894508953">
+    <w:abstractNumId w:val="21"/>
   </w:num>
-  <w:num w:numId="6" w16cid:durableId="341469109">
-    <w:abstractNumId w:val="3"/>
+  <w:num w:numId="22" w16cid:durableId="429551352">
+    <w:abstractNumId w:val="18"/>
   </w:num>
-  <w:num w:numId="7" w16cid:durableId="1217930268">
+  <w:num w:numId="23" w16cid:durableId="1571111938">
+    <w:abstractNumId w:val="14"/>
+  </w:num>
+  <w:num w:numId="24" w16cid:durableId="946544940">
     <w:abstractNumId w:val="4"/>
   </w:num>
-  <w:num w:numId="8" w16cid:durableId="26293134">
-    <w:abstractNumId w:val="9"/>
+  <w:num w:numId="25" w16cid:durableId="1837569643">
+    <w:abstractNumId w:val="12"/>
   </w:num>
-  <w:num w:numId="9" w16cid:durableId="2085639943">
+  <w:num w:numId="26" w16cid:durableId="1659574696">
+    <w:abstractNumId w:val="17"/>
+  </w:num>
+  <w:num w:numId="27" w16cid:durableId="1245186186">
+    <w:abstractNumId w:val="24"/>
+  </w:num>
+  <w:num w:numId="28" w16cid:durableId="2118407654">
+    <w:abstractNumId w:val="19"/>
+  </w:num>
+  <w:num w:numId="29" w16cid:durableId="874389453">
     <w:abstractNumId w:val="7"/>
-  </w:num>
-  <w:num w:numId="10" w16cid:durableId="1153377646">
-    <w:abstractNumId w:val="5"/>
   </w:num>
 </w:numbering>
 </file>
@@ -2652,6 +5898,7 @@
   <w:style w:type="character" w:default="1" w:styleId="DefaultParagraphFont">
     <w:name w:val="Default Paragraph Font"/>
     <w:uiPriority w:val="1"/>
+    <w:semiHidden/>
     <w:unhideWhenUsed/>
   </w:style>
   <w:style w:type="table" w:default="1" w:styleId="TableNormal">
@@ -2965,6 +6212,17 @@
       <w:spacing w:val="5"/>
     </w:rPr>
   </w:style>
+  <w:style w:type="character" w:styleId="Strong">
+    <w:name w:val="Strong"/>
+    <w:basedOn w:val="DefaultParagraphFont"/>
+    <w:uiPriority w:val="22"/>
+    <w:qFormat/>
+    <w:rsid w:val="006D3DEB"/>
+    <w:rPr>
+      <w:b/>
+      <w:bCs/>
+    </w:rPr>
+  </w:style>
 </w:styles>
 </file>
 
